--- a/3er Semestre/Estructura de Datos/Proceso3.2/Proceso3.2.docx
+++ b/3er Semestre/Estructura de Datos/Proceso3.2/Proceso3.2.docx
@@ -924,7 +924,7 @@
                     <pic:cNvPicPr/>
                   </pic:nvPicPr>
                   <pic:blipFill>
-                    <a:blip r:embed="rId4"/>
+                    <a:blip r:embed="rId5"/>
                     <a:stretch>
                       <a:fillRect/>
                     </a:stretch>
@@ -945,6 +945,5120 @@
         </w:drawing>
       </w:r>
     </w:p>
+    <w:p>
+      <w:pPr>
+        <w:rPr>
+          <w:b/>
+          <w:bCs/>
+        </w:rPr>
+      </w:pPr>
+      <w:r>
+        <w:rPr>
+          <w:b/>
+          <w:bCs/>
+        </w:rPr>
+        <w:t>Ejemplo 2: Aquí sí definimos funciones auxiliares (</w:t>
+      </w:r>
+      <w:proofErr w:type="spellStart"/>
+      <w:r>
+        <w:rPr>
+          <w:b/>
+          <w:bCs/>
+        </w:rPr>
+        <w:t>push</w:t>
+      </w:r>
+      <w:proofErr w:type="spellEnd"/>
+      <w:r>
+        <w:rPr>
+          <w:b/>
+          <w:bCs/>
+        </w:rPr>
+        <w:t xml:space="preserve">, pop, mostrar). Esto es parte de la </w:t>
+      </w:r>
+      <w:proofErr w:type="spellStart"/>
+      <w:r>
+        <w:rPr>
+          <w:b/>
+          <w:bCs/>
+        </w:rPr>
+        <w:t>modularización</w:t>
+      </w:r>
+      <w:proofErr w:type="spellEnd"/>
+      <w:r>
+        <w:rPr>
+          <w:b/>
+          <w:bCs/>
+        </w:rPr>
+        <w:t>: separar el código en bloques reutilizables y claros</w:t>
+      </w:r>
+    </w:p>
+    <w:p>
+      <w:r>
+        <w:t>/*Ejemplo 2:  Aquí sí definimos funciones auxiliares (</w:t>
+      </w:r>
+      <w:proofErr w:type="spellStart"/>
+      <w:r>
+        <w:t>push</w:t>
+      </w:r>
+      <w:proofErr w:type="spellEnd"/>
+      <w:r>
+        <w:t xml:space="preserve">, pop, mostrar). Esto es parte de la </w:t>
+      </w:r>
+      <w:proofErr w:type="spellStart"/>
+      <w:r>
+        <w:t>modularización</w:t>
+      </w:r>
+      <w:proofErr w:type="spellEnd"/>
+      <w:r>
+        <w:t xml:space="preserve">: separar el código en bloques reutilizables y </w:t>
+      </w:r>
+    </w:p>
+    <w:p>
+      <w:pPr>
+        <w:rPr>
+          <w:lang w:val="en-US"/>
+        </w:rPr>
+      </w:pPr>
+      <w:r>
+        <w:rPr>
+          <w:lang w:val="en-US"/>
+        </w:rPr>
+        <w:t>claros */</w:t>
+      </w:r>
+    </w:p>
+    <w:p>
+      <w:pPr>
+        <w:rPr>
+          <w:lang w:val="en-US"/>
+        </w:rPr>
+      </w:pPr>
+      <w:r>
+        <w:rPr>
+          <w:lang w:val="en-US"/>
+        </w:rPr>
+        <w:t>#include&lt;iostream&gt;</w:t>
+      </w:r>
+    </w:p>
+    <w:p>
+      <w:pPr>
+        <w:rPr>
+          <w:lang w:val="en-US"/>
+        </w:rPr>
+      </w:pPr>
+      <w:r>
+        <w:rPr>
+          <w:lang w:val="en-US"/>
+        </w:rPr>
+        <w:t>using namespace std;</w:t>
+      </w:r>
+    </w:p>
+    <w:p>
+      <w:pPr>
+        <w:rPr>
+          <w:lang w:val="en-US"/>
+        </w:rPr>
+      </w:pPr>
+    </w:p>
+    <w:p>
+      <w:proofErr w:type="spellStart"/>
+      <w:r>
+        <w:t>const</w:t>
+      </w:r>
+      <w:proofErr w:type="spellEnd"/>
+      <w:r>
+        <w:t xml:space="preserve"> </w:t>
+      </w:r>
+      <w:proofErr w:type="spellStart"/>
+      <w:r>
+        <w:t>int</w:t>
+      </w:r>
+      <w:proofErr w:type="spellEnd"/>
+      <w:r>
+        <w:t xml:space="preserve"> MAX = 5; //tamaño </w:t>
+      </w:r>
+      <w:proofErr w:type="spellStart"/>
+      <w:r>
+        <w:t>maximo</w:t>
+      </w:r>
+      <w:proofErr w:type="spellEnd"/>
+      <w:r>
+        <w:t xml:space="preserve"> de pila</w:t>
+      </w:r>
+    </w:p>
+    <w:p>
+      <w:proofErr w:type="spellStart"/>
+      <w:r>
+        <w:t>int</w:t>
+      </w:r>
+      <w:proofErr w:type="spellEnd"/>
+      <w:r>
+        <w:t xml:space="preserve"> </w:t>
+      </w:r>
+      <w:proofErr w:type="gramStart"/>
+      <w:r>
+        <w:t>pila[</w:t>
+      </w:r>
+      <w:proofErr w:type="gramEnd"/>
+      <w:r>
+        <w:t>MAX];</w:t>
+      </w:r>
+    </w:p>
+    <w:p>
+      <w:proofErr w:type="spellStart"/>
+      <w:r>
+        <w:t>int</w:t>
+      </w:r>
+      <w:proofErr w:type="spellEnd"/>
+      <w:r>
+        <w:t xml:space="preserve"> tope = -1; //pila </w:t>
+      </w:r>
+      <w:proofErr w:type="spellStart"/>
+      <w:r>
+        <w:t>vacia</w:t>
+      </w:r>
+      <w:proofErr w:type="spellEnd"/>
+    </w:p>
+    <w:p/>
+    <w:p>
+      <w:r>
+        <w:t>//</w:t>
+      </w:r>
+      <w:proofErr w:type="spellStart"/>
+      <w:r>
+        <w:t>Funcion</w:t>
+      </w:r>
+      <w:proofErr w:type="spellEnd"/>
+      <w:r>
+        <w:t xml:space="preserve"> PUSH: insertar elemento</w:t>
+      </w:r>
+    </w:p>
+    <w:p>
+      <w:pPr>
+        <w:rPr>
+          <w:lang w:val="en-US"/>
+        </w:rPr>
+      </w:pPr>
+      <w:r>
+        <w:rPr>
+          <w:lang w:val="en-US"/>
+        </w:rPr>
+        <w:t xml:space="preserve">void </w:t>
+      </w:r>
+      <w:proofErr w:type="gramStart"/>
+      <w:r>
+        <w:rPr>
+          <w:lang w:val="en-US"/>
+        </w:rPr>
+        <w:t>push(</w:t>
+      </w:r>
+      <w:proofErr w:type="gramEnd"/>
+      <w:r>
+        <w:rPr>
+          <w:lang w:val="en-US"/>
+        </w:rPr>
+        <w:t xml:space="preserve">int </w:t>
+      </w:r>
+      <w:proofErr w:type="spellStart"/>
+      <w:proofErr w:type="gramStart"/>
+      <w:r>
+        <w:rPr>
+          <w:lang w:val="en-US"/>
+        </w:rPr>
+        <w:t>elemento</w:t>
+      </w:r>
+      <w:proofErr w:type="spellEnd"/>
+      <w:r>
+        <w:rPr>
+          <w:lang w:val="en-US"/>
+        </w:rPr>
+        <w:t>){</w:t>
+      </w:r>
+      <w:proofErr w:type="gramEnd"/>
+    </w:p>
+    <w:p>
+      <w:pPr>
+        <w:rPr>
+          <w:lang w:val="en-US"/>
+        </w:rPr>
+      </w:pPr>
+      <w:r>
+        <w:rPr>
+          <w:lang w:val="en-US"/>
+        </w:rPr>
+        <w:t xml:space="preserve">    </w:t>
+      </w:r>
+      <w:proofErr w:type="gramStart"/>
+      <w:r>
+        <w:rPr>
+          <w:lang w:val="en-US"/>
+        </w:rPr>
+        <w:t>if(</w:t>
+      </w:r>
+      <w:proofErr w:type="gramEnd"/>
+      <w:r>
+        <w:rPr>
+          <w:lang w:val="en-US"/>
+        </w:rPr>
+        <w:t>tope == MAX -</w:t>
+      </w:r>
+      <w:proofErr w:type="gramStart"/>
+      <w:r>
+        <w:rPr>
+          <w:lang w:val="en-US"/>
+        </w:rPr>
+        <w:t>1){</w:t>
+      </w:r>
+      <w:proofErr w:type="gramEnd"/>
+    </w:p>
+    <w:p>
+      <w:r>
+        <w:rPr>
+          <w:lang w:val="en-US"/>
+        </w:rPr>
+        <w:t xml:space="preserve">        </w:t>
+      </w:r>
+      <w:proofErr w:type="spellStart"/>
+      <w:r>
+        <w:t>cout</w:t>
+      </w:r>
+      <w:proofErr w:type="spellEnd"/>
+      <w:r>
+        <w:t xml:space="preserve">&lt;&lt;"Error: </w:t>
+      </w:r>
+      <w:proofErr w:type="spellStart"/>
+      <w:r>
+        <w:t>Overflow</w:t>
+      </w:r>
+      <w:proofErr w:type="spellEnd"/>
+      <w:r>
+        <w:t xml:space="preserve">. La pila </w:t>
+      </w:r>
+      <w:proofErr w:type="spellStart"/>
+      <w:r>
+        <w:t>esta</w:t>
+      </w:r>
+      <w:proofErr w:type="spellEnd"/>
+      <w:r>
+        <w:t xml:space="preserve"> llena"&lt;&lt;</w:t>
+      </w:r>
+      <w:proofErr w:type="spellStart"/>
+      <w:r>
+        <w:t>endl</w:t>
+      </w:r>
+      <w:proofErr w:type="spellEnd"/>
+      <w:r>
+        <w:t>;</w:t>
+      </w:r>
+    </w:p>
+    <w:p>
+      <w:r>
+        <w:lastRenderedPageBreak/>
+        <w:t xml:space="preserve">    } </w:t>
+      </w:r>
+      <w:proofErr w:type="spellStart"/>
+      <w:r>
+        <w:t>else</w:t>
+      </w:r>
+      <w:proofErr w:type="spellEnd"/>
+      <w:r>
+        <w:t xml:space="preserve"> {</w:t>
+      </w:r>
+    </w:p>
+    <w:p>
+      <w:r>
+        <w:t>        pila[++tope] = elemento;</w:t>
+      </w:r>
+    </w:p>
+    <w:p>
+      <w:r>
+        <w:t xml:space="preserve">        </w:t>
+      </w:r>
+      <w:proofErr w:type="spellStart"/>
+      <w:r>
+        <w:t>cout</w:t>
+      </w:r>
+      <w:proofErr w:type="spellEnd"/>
+      <w:r>
+        <w:t>&lt;&lt;"Elemento "&lt;&lt;elemento&lt;&lt;" insertado en la pila"&lt;&lt;</w:t>
+      </w:r>
+      <w:proofErr w:type="spellStart"/>
+      <w:r>
+        <w:t>endl</w:t>
+      </w:r>
+      <w:proofErr w:type="spellEnd"/>
+      <w:r>
+        <w:t>;</w:t>
+      </w:r>
+    </w:p>
+    <w:p>
+      <w:r>
+        <w:t>    }</w:t>
+      </w:r>
+    </w:p>
+    <w:p>
+      <w:r>
+        <w:t>}</w:t>
+      </w:r>
+    </w:p>
+    <w:p/>
+    <w:p>
+      <w:r>
+        <w:t>//</w:t>
+      </w:r>
+      <w:proofErr w:type="spellStart"/>
+      <w:r>
+        <w:t>Funcion</w:t>
+      </w:r>
+      <w:proofErr w:type="spellEnd"/>
+      <w:r>
+        <w:t xml:space="preserve"> MOSTRAR: recorrer la pila</w:t>
+      </w:r>
+    </w:p>
+    <w:p>
+      <w:proofErr w:type="spellStart"/>
+      <w:r>
+        <w:t>void</w:t>
+      </w:r>
+      <w:proofErr w:type="spellEnd"/>
+      <w:r>
+        <w:t xml:space="preserve"> </w:t>
+      </w:r>
+      <w:proofErr w:type="gramStart"/>
+      <w:r>
+        <w:t>mostrar(){</w:t>
+      </w:r>
+      <w:proofErr w:type="gramEnd"/>
+    </w:p>
+    <w:p>
+      <w:r>
+        <w:t xml:space="preserve">    </w:t>
+      </w:r>
+      <w:proofErr w:type="spellStart"/>
+      <w:proofErr w:type="gramStart"/>
+      <w:r>
+        <w:t>if</w:t>
+      </w:r>
+      <w:proofErr w:type="spellEnd"/>
+      <w:r>
+        <w:t>(</w:t>
+      </w:r>
+      <w:proofErr w:type="gramEnd"/>
+      <w:r>
+        <w:t>tope == -</w:t>
+      </w:r>
+      <w:proofErr w:type="gramStart"/>
+      <w:r>
+        <w:t>1){</w:t>
+      </w:r>
+      <w:proofErr w:type="gramEnd"/>
+    </w:p>
+    <w:p>
+      <w:r>
+        <w:t xml:space="preserve">        </w:t>
+      </w:r>
+      <w:proofErr w:type="spellStart"/>
+      <w:r>
+        <w:t>cout</w:t>
+      </w:r>
+      <w:proofErr w:type="spellEnd"/>
+      <w:r>
+        <w:t xml:space="preserve">&lt;&lt;"La pila esta </w:t>
+      </w:r>
+      <w:proofErr w:type="spellStart"/>
+      <w:r>
+        <w:t>vacia</w:t>
+      </w:r>
+      <w:proofErr w:type="spellEnd"/>
+      <w:r>
+        <w:t>"&lt;&lt;</w:t>
+      </w:r>
+      <w:proofErr w:type="spellStart"/>
+      <w:r>
+        <w:t>endl</w:t>
+      </w:r>
+      <w:proofErr w:type="spellEnd"/>
+      <w:r>
+        <w:t>;</w:t>
+      </w:r>
+    </w:p>
+    <w:p>
+      <w:proofErr w:type="gramStart"/>
+      <w:r>
+        <w:t>}</w:t>
+      </w:r>
+      <w:proofErr w:type="spellStart"/>
+      <w:r>
+        <w:t>else</w:t>
+      </w:r>
+      <w:proofErr w:type="spellEnd"/>
+      <w:proofErr w:type="gramEnd"/>
+      <w:r>
+        <w:t>{</w:t>
+      </w:r>
+    </w:p>
+    <w:p>
+      <w:r>
+        <w:t xml:space="preserve">    </w:t>
+      </w:r>
+      <w:proofErr w:type="spellStart"/>
+      <w:r>
+        <w:t>cout</w:t>
+      </w:r>
+      <w:proofErr w:type="spellEnd"/>
+      <w:r>
+        <w:t>&lt;&lt;"Contenido de la pila: ";</w:t>
+      </w:r>
+    </w:p>
+    <w:p>
+      <w:pPr>
+        <w:rPr>
+          <w:lang w:val="en-US"/>
+        </w:rPr>
+      </w:pPr>
+      <w:r>
+        <w:t xml:space="preserve">    </w:t>
+      </w:r>
+      <w:proofErr w:type="gramStart"/>
+      <w:r>
+        <w:rPr>
+          <w:lang w:val="en-US"/>
+        </w:rPr>
+        <w:t>for(</w:t>
+      </w:r>
+      <w:proofErr w:type="gramEnd"/>
+      <w:r>
+        <w:rPr>
+          <w:lang w:val="en-US"/>
+        </w:rPr>
+        <w:t xml:space="preserve">int </w:t>
+      </w:r>
+      <w:proofErr w:type="spellStart"/>
+      <w:r>
+        <w:rPr>
+          <w:lang w:val="en-US"/>
+        </w:rPr>
+        <w:t>i</w:t>
+      </w:r>
+      <w:proofErr w:type="spellEnd"/>
+      <w:r>
+        <w:rPr>
+          <w:lang w:val="en-US"/>
+        </w:rPr>
+        <w:t xml:space="preserve">= tope; </w:t>
+      </w:r>
+      <w:proofErr w:type="spellStart"/>
+      <w:r>
+        <w:rPr>
+          <w:lang w:val="en-US"/>
+        </w:rPr>
+        <w:t>i</w:t>
+      </w:r>
+      <w:proofErr w:type="spellEnd"/>
+      <w:r>
+        <w:rPr>
+          <w:lang w:val="en-US"/>
+        </w:rPr>
+        <w:t xml:space="preserve">&gt;=0; </w:t>
+      </w:r>
+      <w:proofErr w:type="spellStart"/>
+      <w:r>
+        <w:rPr>
+          <w:lang w:val="en-US"/>
+        </w:rPr>
+        <w:t>i</w:t>
+      </w:r>
+      <w:proofErr w:type="spellEnd"/>
+      <w:proofErr w:type="gramStart"/>
+      <w:r>
+        <w:rPr>
+          <w:lang w:val="en-US"/>
+        </w:rPr>
+        <w:t>--){</w:t>
+      </w:r>
+      <w:proofErr w:type="gramEnd"/>
+    </w:p>
+    <w:p>
+      <w:pPr>
+        <w:rPr>
+          <w:lang w:val="en-US"/>
+        </w:rPr>
+      </w:pPr>
+      <w:r>
+        <w:rPr>
+          <w:lang w:val="en-US"/>
+        </w:rPr>
+        <w:t xml:space="preserve">        </w:t>
+      </w:r>
+      <w:proofErr w:type="spellStart"/>
+      <w:r>
+        <w:rPr>
+          <w:lang w:val="en-US"/>
+        </w:rPr>
+        <w:t>cout</w:t>
+      </w:r>
+      <w:proofErr w:type="spellEnd"/>
+      <w:r>
+        <w:rPr>
+          <w:lang w:val="en-US"/>
+        </w:rPr>
+        <w:t>&lt;&lt;pila[</w:t>
+      </w:r>
+      <w:proofErr w:type="spellStart"/>
+      <w:r>
+        <w:rPr>
+          <w:lang w:val="en-US"/>
+        </w:rPr>
+        <w:t>i</w:t>
+      </w:r>
+      <w:proofErr w:type="spellEnd"/>
+      <w:r>
+        <w:rPr>
+          <w:lang w:val="en-US"/>
+        </w:rPr>
+        <w:t>]&lt;&lt;" ";</w:t>
+      </w:r>
+    </w:p>
+    <w:p>
+      <w:pPr>
+        <w:rPr>
+          <w:lang w:val="en-US"/>
+        </w:rPr>
+      </w:pPr>
+      <w:r>
+        <w:rPr>
+          <w:lang w:val="en-US"/>
+        </w:rPr>
+        <w:t>    }</w:t>
+      </w:r>
+    </w:p>
+    <w:p>
+      <w:pPr>
+        <w:rPr>
+          <w:lang w:val="en-US"/>
+        </w:rPr>
+      </w:pPr>
+      <w:r>
+        <w:rPr>
+          <w:lang w:val="en-US"/>
+        </w:rPr>
+        <w:t xml:space="preserve">    </w:t>
+      </w:r>
+      <w:proofErr w:type="spellStart"/>
+      <w:r>
+        <w:rPr>
+          <w:lang w:val="en-US"/>
+        </w:rPr>
+        <w:t>cout</w:t>
+      </w:r>
+      <w:proofErr w:type="spellEnd"/>
+      <w:r>
+        <w:rPr>
+          <w:lang w:val="en-US"/>
+        </w:rPr>
+        <w:t>&lt;&lt;</w:t>
+      </w:r>
+      <w:proofErr w:type="spellStart"/>
+      <w:r>
+        <w:rPr>
+          <w:lang w:val="en-US"/>
+        </w:rPr>
+        <w:t>endl</w:t>
+      </w:r>
+      <w:proofErr w:type="spellEnd"/>
+      <w:r>
+        <w:rPr>
+          <w:lang w:val="en-US"/>
+        </w:rPr>
+        <w:t>;</w:t>
+      </w:r>
+    </w:p>
+    <w:p>
+      <w:pPr>
+        <w:rPr>
+          <w:lang w:val="en-US"/>
+        </w:rPr>
+      </w:pPr>
+      <w:r>
+        <w:rPr>
+          <w:lang w:val="en-US"/>
+        </w:rPr>
+        <w:t>}</w:t>
+      </w:r>
+    </w:p>
+    <w:p>
+      <w:pPr>
+        <w:rPr>
+          <w:lang w:val="en-US"/>
+        </w:rPr>
+      </w:pPr>
+      <w:r>
+        <w:rPr>
+          <w:lang w:val="en-US"/>
+        </w:rPr>
+        <w:t>}</w:t>
+      </w:r>
+    </w:p>
+    <w:p>
+      <w:pPr>
+        <w:rPr>
+          <w:lang w:val="en-US"/>
+        </w:rPr>
+      </w:pPr>
+    </w:p>
+    <w:p>
+      <w:pPr>
+        <w:rPr>
+          <w:lang w:val="en-US"/>
+        </w:rPr>
+      </w:pPr>
+      <w:r>
+        <w:rPr>
+          <w:lang w:val="en-US"/>
+        </w:rPr>
+        <w:t xml:space="preserve">int </w:t>
+      </w:r>
+      <w:proofErr w:type="gramStart"/>
+      <w:r>
+        <w:rPr>
+          <w:lang w:val="en-US"/>
+        </w:rPr>
+        <w:t>main(){</w:t>
+      </w:r>
+      <w:proofErr w:type="gramEnd"/>
+    </w:p>
+    <w:p>
+      <w:pPr>
+        <w:rPr>
+          <w:lang w:val="en-US"/>
+        </w:rPr>
+      </w:pPr>
+    </w:p>
+    <w:p>
+      <w:pPr>
+        <w:rPr>
+          <w:lang w:val="en-US"/>
+        </w:rPr>
+      </w:pPr>
+      <w:r>
+        <w:rPr>
+          <w:lang w:val="en-US"/>
+        </w:rPr>
+        <w:t xml:space="preserve">    int n, </w:t>
+      </w:r>
+      <w:proofErr w:type="spellStart"/>
+      <w:r>
+        <w:rPr>
+          <w:lang w:val="en-US"/>
+        </w:rPr>
+        <w:t>elemento</w:t>
+      </w:r>
+      <w:proofErr w:type="spellEnd"/>
+      <w:r>
+        <w:rPr>
+          <w:lang w:val="en-US"/>
+        </w:rPr>
+        <w:t>;</w:t>
+      </w:r>
+    </w:p>
+    <w:p>
+      <w:pPr>
+        <w:rPr>
+          <w:lang w:val="en-US"/>
+        </w:rPr>
+      </w:pPr>
+    </w:p>
+    <w:p>
+      <w:pPr>
+        <w:rPr>
+          <w:lang w:val="en-US"/>
+        </w:rPr>
+      </w:pPr>
+      <w:r>
+        <w:rPr>
+          <w:lang w:val="en-US"/>
+        </w:rPr>
+        <w:t xml:space="preserve">    </w:t>
+      </w:r>
+      <w:proofErr w:type="spellStart"/>
+      <w:r>
+        <w:t>cout</w:t>
+      </w:r>
+      <w:proofErr w:type="spellEnd"/>
+      <w:r>
+        <w:t xml:space="preserve">&lt;&lt;"Cuantos elementos desea insertar en la pila? </w:t>
+      </w:r>
+      <w:r>
+        <w:rPr>
+          <w:lang w:val="en-US"/>
+        </w:rPr>
+        <w:t>("&lt;&lt;MAX&lt;&lt;"):";</w:t>
+      </w:r>
+    </w:p>
+    <w:p>
+      <w:pPr>
+        <w:rPr>
+          <w:lang w:val="en-US"/>
+        </w:rPr>
+      </w:pPr>
+      <w:r>
+        <w:rPr>
+          <w:lang w:val="en-US"/>
+        </w:rPr>
+        <w:t xml:space="preserve">    </w:t>
+      </w:r>
+      <w:proofErr w:type="spellStart"/>
+      <w:r>
+        <w:rPr>
+          <w:lang w:val="en-US"/>
+        </w:rPr>
+        <w:t>cin</w:t>
+      </w:r>
+      <w:proofErr w:type="spellEnd"/>
+      <w:r>
+        <w:rPr>
+          <w:lang w:val="en-US"/>
+        </w:rPr>
+        <w:t>&gt;&gt;n;</w:t>
+      </w:r>
+    </w:p>
+    <w:p>
+      <w:pPr>
+        <w:rPr>
+          <w:lang w:val="en-US"/>
+        </w:rPr>
+      </w:pPr>
+    </w:p>
+    <w:p>
+      <w:pPr>
+        <w:rPr>
+          <w:lang w:val="en-US"/>
+        </w:rPr>
+      </w:pPr>
+      <w:r>
+        <w:rPr>
+          <w:lang w:val="en-US"/>
+        </w:rPr>
+        <w:t xml:space="preserve">    </w:t>
+      </w:r>
+      <w:proofErr w:type="gramStart"/>
+      <w:r>
+        <w:rPr>
+          <w:lang w:val="en-US"/>
+        </w:rPr>
+        <w:t>for(</w:t>
+      </w:r>
+      <w:proofErr w:type="gramEnd"/>
+      <w:r>
+        <w:rPr>
+          <w:lang w:val="en-US"/>
+        </w:rPr>
+        <w:t xml:space="preserve">int </w:t>
+      </w:r>
+      <w:proofErr w:type="spellStart"/>
+      <w:r>
+        <w:rPr>
+          <w:lang w:val="en-US"/>
+        </w:rPr>
+        <w:t>i</w:t>
+      </w:r>
+      <w:proofErr w:type="spellEnd"/>
+      <w:r>
+        <w:rPr>
+          <w:lang w:val="en-US"/>
+        </w:rPr>
+        <w:t xml:space="preserve">=0; </w:t>
+      </w:r>
+      <w:proofErr w:type="spellStart"/>
+      <w:r>
+        <w:rPr>
+          <w:lang w:val="en-US"/>
+        </w:rPr>
+        <w:t>i</w:t>
+      </w:r>
+      <w:proofErr w:type="spellEnd"/>
+      <w:r>
+        <w:rPr>
+          <w:lang w:val="en-US"/>
+        </w:rPr>
+        <w:t xml:space="preserve">&lt;n; </w:t>
+      </w:r>
+      <w:proofErr w:type="spellStart"/>
+      <w:r>
+        <w:rPr>
+          <w:lang w:val="en-US"/>
+        </w:rPr>
+        <w:t>i</w:t>
+      </w:r>
+      <w:proofErr w:type="spellEnd"/>
+      <w:r>
+        <w:rPr>
+          <w:lang w:val="en-US"/>
+        </w:rPr>
+        <w:t>+</w:t>
+      </w:r>
+      <w:proofErr w:type="gramStart"/>
+      <w:r>
+        <w:rPr>
+          <w:lang w:val="en-US"/>
+        </w:rPr>
+        <w:t>+){</w:t>
+      </w:r>
+      <w:proofErr w:type="gramEnd"/>
+    </w:p>
+    <w:p>
+      <w:r>
+        <w:rPr>
+          <w:lang w:val="en-US"/>
+        </w:rPr>
+        <w:t xml:space="preserve">        </w:t>
+      </w:r>
+      <w:proofErr w:type="spellStart"/>
+      <w:r>
+        <w:t>cout</w:t>
+      </w:r>
+      <w:proofErr w:type="spellEnd"/>
+      <w:r>
+        <w:t xml:space="preserve">&lt;&lt;"Ingrese el </w:t>
+      </w:r>
+      <w:proofErr w:type="spellStart"/>
+      <w:r>
+        <w:t>elemnto</w:t>
+      </w:r>
+      <w:proofErr w:type="spellEnd"/>
+      <w:r>
+        <w:t xml:space="preserve"> "&lt;&lt;i+1&lt;&lt;</w:t>
+      </w:r>
+      <w:proofErr w:type="gramStart"/>
+      <w:r>
+        <w:t>" :</w:t>
+      </w:r>
+      <w:proofErr w:type="gramEnd"/>
+      <w:r>
+        <w:t xml:space="preserve"> ";</w:t>
+      </w:r>
+    </w:p>
+    <w:p>
+      <w:r>
+        <w:t xml:space="preserve">        </w:t>
+      </w:r>
+      <w:proofErr w:type="spellStart"/>
+      <w:r>
+        <w:t>cin</w:t>
+      </w:r>
+      <w:proofErr w:type="spellEnd"/>
+      <w:r>
+        <w:t>&gt;&gt;elemento;</w:t>
+      </w:r>
+    </w:p>
+    <w:p>
+      <w:r>
+        <w:t xml:space="preserve">        </w:t>
+      </w:r>
+      <w:proofErr w:type="spellStart"/>
+      <w:r>
+        <w:t>push</w:t>
+      </w:r>
+      <w:proofErr w:type="spellEnd"/>
+      <w:r>
+        <w:t xml:space="preserve">(elemento); //intento de </w:t>
+      </w:r>
+      <w:proofErr w:type="spellStart"/>
+      <w:r>
+        <w:t>insercion</w:t>
+      </w:r>
+      <w:proofErr w:type="spellEnd"/>
+    </w:p>
+    <w:p>
+      <w:r>
+        <w:t>    }</w:t>
+      </w:r>
+    </w:p>
+    <w:p/>
+    <w:p>
+      <w:r>
+        <w:t>    //mostrar la pila final</w:t>
+      </w:r>
+    </w:p>
+    <w:p>
+      <w:r>
+        <w:t xml:space="preserve">    </w:t>
+      </w:r>
+      <w:proofErr w:type="spellStart"/>
+      <w:r>
+        <w:t>cout</w:t>
+      </w:r>
+      <w:proofErr w:type="spellEnd"/>
+      <w:r>
+        <w:t>&lt;&lt;"\</w:t>
+      </w:r>
+      <w:proofErr w:type="spellStart"/>
+      <w:r>
+        <w:t>nEstado</w:t>
+      </w:r>
+      <w:proofErr w:type="spellEnd"/>
+      <w:r>
+        <w:t xml:space="preserve"> final de la pila: "&lt;&lt;</w:t>
+      </w:r>
+      <w:proofErr w:type="spellStart"/>
+      <w:r>
+        <w:t>endl</w:t>
+      </w:r>
+      <w:proofErr w:type="spellEnd"/>
+      <w:r>
+        <w:t>;</w:t>
+      </w:r>
+    </w:p>
+    <w:p>
+      <w:r>
+        <w:t xml:space="preserve">    </w:t>
+      </w:r>
+      <w:proofErr w:type="gramStart"/>
+      <w:r>
+        <w:t>mostrar(</w:t>
+      </w:r>
+      <w:proofErr w:type="gramEnd"/>
+      <w:r>
+        <w:t>);</w:t>
+      </w:r>
+    </w:p>
+    <w:p/>
+    <w:p>
+      <w:r>
+        <w:t xml:space="preserve">    </w:t>
+      </w:r>
+      <w:proofErr w:type="spellStart"/>
+      <w:r>
+        <w:t>return</w:t>
+      </w:r>
+      <w:proofErr w:type="spellEnd"/>
+      <w:r>
+        <w:t xml:space="preserve"> 0;</w:t>
+      </w:r>
+    </w:p>
+    <w:p>
+      <w:r>
+        <w:t>}</w:t>
+      </w:r>
+    </w:p>
+    <w:p>
+      <w:r>
+        <w:drawing>
+          <wp:inline distT="0" distB="0" distL="0" distR="0" wp14:anchorId="0420FDCC" wp14:editId="08F0415E">
+            <wp:extent cx="5400040" cy="2053590"/>
+            <wp:effectExtent l="0" t="0" r="0" b="3810"/>
+            <wp:docPr id="1447967084" name="Imagen 1"/>
+            <wp:cNvGraphicFramePr>
+              <a:graphicFrameLocks xmlns:a="http://schemas.openxmlformats.org/drawingml/2006/main" noChangeAspect="1"/>
+            </wp:cNvGraphicFramePr>
+            <a:graphic xmlns:a="http://schemas.openxmlformats.org/drawingml/2006/main">
+              <a:graphicData uri="http://schemas.openxmlformats.org/drawingml/2006/picture">
+                <pic:pic xmlns:pic="http://schemas.openxmlformats.org/drawingml/2006/picture">
+                  <pic:nvPicPr>
+                    <pic:cNvPr id="1447967084" name=""/>
+                    <pic:cNvPicPr/>
+                  </pic:nvPicPr>
+                  <pic:blipFill>
+                    <a:blip r:embed="rId6"/>
+                    <a:stretch>
+                      <a:fillRect/>
+                    </a:stretch>
+                  </pic:blipFill>
+                  <pic:spPr>
+                    <a:xfrm>
+                      <a:off x="0" y="0"/>
+                      <a:ext cx="5400040" cy="2053590"/>
+                    </a:xfrm>
+                    <a:prstGeom prst="rect">
+                      <a:avLst/>
+                    </a:prstGeom>
+                  </pic:spPr>
+                </pic:pic>
+              </a:graphicData>
+            </a:graphic>
+          </wp:inline>
+        </w:drawing>
+      </w:r>
+    </w:p>
+    <w:p>
+      <w:pPr>
+        <w:rPr>
+          <w:b/>
+          <w:bCs/>
+        </w:rPr>
+      </w:pPr>
+      <w:r>
+        <w:rPr>
+          <w:b/>
+          <w:bCs/>
+        </w:rPr>
+        <w:t>Ejemplo 3: integramos las acciones de una pila, con un menú de opciones:</w:t>
+      </w:r>
+    </w:p>
+    <w:p>
+      <w:pPr>
+        <w:rPr>
+          <w:b/>
+          <w:bCs/>
+        </w:rPr>
+      </w:pPr>
+    </w:p>
+    <w:p>
+      <w:pPr>
+        <w:rPr>
+          <w:lang w:val="en-US"/>
+        </w:rPr>
+      </w:pPr>
+      <w:r>
+        <w:rPr>
+          <w:lang w:val="en-US"/>
+        </w:rPr>
+        <w:t>#include &lt;iostream&gt;</w:t>
+      </w:r>
+    </w:p>
+    <w:p>
+      <w:pPr>
+        <w:rPr>
+          <w:lang w:val="en-US"/>
+        </w:rPr>
+      </w:pPr>
+      <w:r>
+        <w:rPr>
+          <w:lang w:val="en-US"/>
+        </w:rPr>
+        <w:t>using namespace std;</w:t>
+      </w:r>
+    </w:p>
+    <w:p>
+      <w:pPr>
+        <w:rPr>
+          <w:lang w:val="en-US"/>
+        </w:rPr>
+      </w:pPr>
+    </w:p>
+    <w:p>
+      <w:pPr>
+        <w:rPr>
+          <w:lang w:val="en-US"/>
+        </w:rPr>
+      </w:pPr>
+      <w:r>
+        <w:rPr>
+          <w:lang w:val="en-US"/>
+        </w:rPr>
+        <w:t>const int MAX = 5;</w:t>
+      </w:r>
+    </w:p>
+    <w:p>
+      <w:pPr>
+        <w:rPr>
+          <w:lang w:val="en-US"/>
+        </w:rPr>
+      </w:pPr>
+      <w:r>
+        <w:rPr>
+          <w:lang w:val="en-US"/>
+        </w:rPr>
+        <w:t xml:space="preserve">int </w:t>
+      </w:r>
+      <w:proofErr w:type="gramStart"/>
+      <w:r>
+        <w:rPr>
+          <w:lang w:val="en-US"/>
+        </w:rPr>
+        <w:t>pila[</w:t>
+      </w:r>
+      <w:proofErr w:type="gramEnd"/>
+      <w:r>
+        <w:rPr>
+          <w:lang w:val="en-US"/>
+        </w:rPr>
+        <w:t>MAX];</w:t>
+      </w:r>
+    </w:p>
+    <w:p>
+      <w:proofErr w:type="spellStart"/>
+      <w:r>
+        <w:t>int</w:t>
+      </w:r>
+      <w:proofErr w:type="spellEnd"/>
+      <w:r>
+        <w:t xml:space="preserve"> tope = -1; // pila vacía</w:t>
+      </w:r>
+    </w:p>
+    <w:p/>
+    <w:p>
+      <w:r>
+        <w:t>// Función PUSH: insertar elemento</w:t>
+      </w:r>
+    </w:p>
+    <w:p>
+      <w:pPr>
+        <w:rPr>
+          <w:lang w:val="en-US"/>
+        </w:rPr>
+      </w:pPr>
+      <w:r>
+        <w:rPr>
+          <w:lang w:val="en-US"/>
+        </w:rPr>
+        <w:t xml:space="preserve">void </w:t>
+      </w:r>
+      <w:proofErr w:type="gramStart"/>
+      <w:r>
+        <w:rPr>
+          <w:lang w:val="en-US"/>
+        </w:rPr>
+        <w:t>push(</w:t>
+      </w:r>
+      <w:proofErr w:type="gramEnd"/>
+      <w:r>
+        <w:rPr>
+          <w:lang w:val="en-US"/>
+        </w:rPr>
+        <w:t xml:space="preserve">int </w:t>
+      </w:r>
+      <w:proofErr w:type="spellStart"/>
+      <w:r>
+        <w:rPr>
+          <w:lang w:val="en-US"/>
+        </w:rPr>
+        <w:t>elemento</w:t>
+      </w:r>
+      <w:proofErr w:type="spellEnd"/>
+      <w:r>
+        <w:rPr>
+          <w:lang w:val="en-US"/>
+        </w:rPr>
+        <w:t>) {</w:t>
+      </w:r>
+    </w:p>
+    <w:p>
+      <w:pPr>
+        <w:rPr>
+          <w:lang w:val="en-US"/>
+        </w:rPr>
+      </w:pPr>
+      <w:r>
+        <w:rPr>
+          <w:lang w:val="en-US"/>
+        </w:rPr>
+        <w:t>    if (tope == MAX - 1) {</w:t>
+      </w:r>
+    </w:p>
+    <w:p>
+      <w:r>
+        <w:rPr>
+          <w:lang w:val="en-US"/>
+        </w:rPr>
+        <w:t xml:space="preserve">        </w:t>
+      </w:r>
+      <w:proofErr w:type="spellStart"/>
+      <w:r>
+        <w:t>cout</w:t>
+      </w:r>
+      <w:proofErr w:type="spellEnd"/>
+      <w:r>
+        <w:t xml:space="preserve"> &lt;&lt; "Error: </w:t>
+      </w:r>
+      <w:proofErr w:type="spellStart"/>
+      <w:r>
+        <w:t>Overflow</w:t>
+      </w:r>
+      <w:proofErr w:type="spellEnd"/>
+      <w:r>
+        <w:t xml:space="preserve">. La pila está llena." &lt;&lt; </w:t>
+      </w:r>
+      <w:proofErr w:type="spellStart"/>
+      <w:r>
+        <w:t>endl</w:t>
+      </w:r>
+      <w:proofErr w:type="spellEnd"/>
+      <w:r>
+        <w:t>;</w:t>
+      </w:r>
+    </w:p>
+    <w:p>
+      <w:r>
+        <w:t xml:space="preserve">    } </w:t>
+      </w:r>
+      <w:proofErr w:type="spellStart"/>
+      <w:r>
+        <w:t>else</w:t>
+      </w:r>
+      <w:proofErr w:type="spellEnd"/>
+      <w:r>
+        <w:t xml:space="preserve"> {</w:t>
+      </w:r>
+    </w:p>
+    <w:p>
+      <w:r>
+        <w:t>        pila[++tope] = elemento;</w:t>
+      </w:r>
+    </w:p>
+    <w:p>
+      <w:pPr>
+        <w:rPr>
+          <w:lang w:val="en-US"/>
+        </w:rPr>
+      </w:pPr>
+      <w:r>
+        <w:t xml:space="preserve">        </w:t>
+      </w:r>
+      <w:proofErr w:type="spellStart"/>
+      <w:r>
+        <w:t>cout</w:t>
+      </w:r>
+      <w:proofErr w:type="spellEnd"/>
+      <w:r>
+        <w:t xml:space="preserve"> &lt;&lt; "Elemento " &lt;&lt; elemento &lt;&lt; " insertado en la pila." </w:t>
+      </w:r>
+      <w:r>
+        <w:rPr>
+          <w:lang w:val="en-US"/>
+        </w:rPr>
+        <w:t xml:space="preserve">&lt;&lt; </w:t>
+      </w:r>
+      <w:proofErr w:type="spellStart"/>
+      <w:r>
+        <w:rPr>
+          <w:lang w:val="en-US"/>
+        </w:rPr>
+        <w:t>endl</w:t>
+      </w:r>
+      <w:proofErr w:type="spellEnd"/>
+      <w:r>
+        <w:rPr>
+          <w:lang w:val="en-US"/>
+        </w:rPr>
+        <w:t>;</w:t>
+      </w:r>
+    </w:p>
+    <w:p>
+      <w:pPr>
+        <w:rPr>
+          <w:lang w:val="en-US"/>
+        </w:rPr>
+      </w:pPr>
+      <w:r>
+        <w:rPr>
+          <w:lang w:val="en-US"/>
+        </w:rPr>
+        <w:lastRenderedPageBreak/>
+        <w:t>    }</w:t>
+      </w:r>
+    </w:p>
+    <w:p>
+      <w:pPr>
+        <w:rPr>
+          <w:lang w:val="en-US"/>
+        </w:rPr>
+      </w:pPr>
+      <w:r>
+        <w:rPr>
+          <w:lang w:val="en-US"/>
+        </w:rPr>
+        <w:t>}</w:t>
+      </w:r>
+    </w:p>
+    <w:p>
+      <w:pPr>
+        <w:rPr>
+          <w:lang w:val="en-US"/>
+        </w:rPr>
+      </w:pPr>
+    </w:p>
+    <w:p>
+      <w:pPr>
+        <w:rPr>
+          <w:lang w:val="en-US"/>
+        </w:rPr>
+      </w:pPr>
+      <w:r>
+        <w:rPr>
+          <w:lang w:val="en-US"/>
+        </w:rPr>
+        <w:t xml:space="preserve">// </w:t>
+      </w:r>
+      <w:proofErr w:type="spellStart"/>
+      <w:r>
+        <w:rPr>
+          <w:lang w:val="en-US"/>
+        </w:rPr>
+        <w:t>Función</w:t>
+      </w:r>
+      <w:proofErr w:type="spellEnd"/>
+      <w:r>
+        <w:rPr>
+          <w:lang w:val="en-US"/>
+        </w:rPr>
+        <w:t xml:space="preserve"> POP: </w:t>
+      </w:r>
+      <w:proofErr w:type="spellStart"/>
+      <w:r>
+        <w:rPr>
+          <w:lang w:val="en-US"/>
+        </w:rPr>
+        <w:t>eliminar</w:t>
+      </w:r>
+      <w:proofErr w:type="spellEnd"/>
+      <w:r>
+        <w:rPr>
+          <w:lang w:val="en-US"/>
+        </w:rPr>
+        <w:t xml:space="preserve"> </w:t>
+      </w:r>
+      <w:proofErr w:type="spellStart"/>
+      <w:r>
+        <w:rPr>
+          <w:lang w:val="en-US"/>
+        </w:rPr>
+        <w:t>elemento</w:t>
+      </w:r>
+      <w:proofErr w:type="spellEnd"/>
+    </w:p>
+    <w:p>
+      <w:pPr>
+        <w:rPr>
+          <w:lang w:val="en-US"/>
+        </w:rPr>
+      </w:pPr>
+      <w:r>
+        <w:rPr>
+          <w:lang w:val="en-US"/>
+        </w:rPr>
+        <w:t xml:space="preserve">void </w:t>
+      </w:r>
+      <w:proofErr w:type="gramStart"/>
+      <w:r>
+        <w:rPr>
+          <w:lang w:val="en-US"/>
+        </w:rPr>
+        <w:t>pop(</w:t>
+      </w:r>
+      <w:proofErr w:type="gramEnd"/>
+      <w:r>
+        <w:rPr>
+          <w:lang w:val="en-US"/>
+        </w:rPr>
+        <w:t>) {</w:t>
+      </w:r>
+    </w:p>
+    <w:p>
+      <w:pPr>
+        <w:rPr>
+          <w:lang w:val="en-US"/>
+        </w:rPr>
+      </w:pPr>
+      <w:r>
+        <w:rPr>
+          <w:lang w:val="en-US"/>
+        </w:rPr>
+        <w:t>    if (tope == -1) {</w:t>
+      </w:r>
+    </w:p>
+    <w:p>
+      <w:r>
+        <w:rPr>
+          <w:lang w:val="en-US"/>
+        </w:rPr>
+        <w:t xml:space="preserve">        </w:t>
+      </w:r>
+      <w:proofErr w:type="spellStart"/>
+      <w:r>
+        <w:rPr>
+          <w:lang w:val="en-US"/>
+        </w:rPr>
+        <w:t>cout</w:t>
+      </w:r>
+      <w:proofErr w:type="spellEnd"/>
+      <w:r>
+        <w:rPr>
+          <w:lang w:val="en-US"/>
+        </w:rPr>
+        <w:t xml:space="preserve"> &lt;&lt; "Error: Underflow. </w:t>
+      </w:r>
+      <w:r>
+        <w:t xml:space="preserve">La pila está vacía." &lt;&lt; </w:t>
+      </w:r>
+      <w:proofErr w:type="spellStart"/>
+      <w:r>
+        <w:t>endl</w:t>
+      </w:r>
+      <w:proofErr w:type="spellEnd"/>
+      <w:r>
+        <w:t>;</w:t>
+      </w:r>
+    </w:p>
+    <w:p>
+      <w:r>
+        <w:t xml:space="preserve">    } </w:t>
+      </w:r>
+      <w:proofErr w:type="spellStart"/>
+      <w:r>
+        <w:t>else</w:t>
+      </w:r>
+      <w:proofErr w:type="spellEnd"/>
+      <w:r>
+        <w:t xml:space="preserve"> {</w:t>
+      </w:r>
+    </w:p>
+    <w:p>
+      <w:r>
+        <w:t xml:space="preserve">        </w:t>
+      </w:r>
+      <w:proofErr w:type="spellStart"/>
+      <w:r>
+        <w:t>cout</w:t>
+      </w:r>
+      <w:proofErr w:type="spellEnd"/>
+      <w:r>
+        <w:t xml:space="preserve"> &lt;&lt; "Elemento eliminado: " &lt;&lt; pila[tope--] &lt;&lt; </w:t>
+      </w:r>
+      <w:proofErr w:type="spellStart"/>
+      <w:r>
+        <w:t>endl</w:t>
+      </w:r>
+      <w:proofErr w:type="spellEnd"/>
+      <w:r>
+        <w:t>;</w:t>
+      </w:r>
+    </w:p>
+    <w:p>
+      <w:r>
+        <w:t>    }</w:t>
+      </w:r>
+    </w:p>
+    <w:p>
+      <w:r>
+        <w:t>}</w:t>
+      </w:r>
+    </w:p>
+    <w:p/>
+    <w:p>
+      <w:r>
+        <w:t>// Función TOP: devuelve el último elemento</w:t>
+      </w:r>
+    </w:p>
+    <w:p>
+      <w:proofErr w:type="spellStart"/>
+      <w:r>
+        <w:t>int</w:t>
+      </w:r>
+      <w:proofErr w:type="spellEnd"/>
+      <w:r>
+        <w:t xml:space="preserve"> </w:t>
+      </w:r>
+      <w:proofErr w:type="gramStart"/>
+      <w:r>
+        <w:t>top(</w:t>
+      </w:r>
+      <w:proofErr w:type="gramEnd"/>
+      <w:r>
+        <w:t>) {</w:t>
+      </w:r>
+    </w:p>
+    <w:p>
+      <w:r>
+        <w:t xml:space="preserve">    </w:t>
+      </w:r>
+      <w:proofErr w:type="spellStart"/>
+      <w:r>
+        <w:t>if</w:t>
+      </w:r>
+      <w:proofErr w:type="spellEnd"/>
+      <w:r>
+        <w:t xml:space="preserve"> (tope == -1) {</w:t>
+      </w:r>
+    </w:p>
+    <w:p>
+      <w:r>
+        <w:t xml:space="preserve">        </w:t>
+      </w:r>
+      <w:proofErr w:type="spellStart"/>
+      <w:r>
+        <w:t>cout</w:t>
+      </w:r>
+      <w:proofErr w:type="spellEnd"/>
+      <w:r>
+        <w:t xml:space="preserve"> &lt;&lt; "Error: La pila está vacía." &lt;&lt; </w:t>
+      </w:r>
+      <w:proofErr w:type="spellStart"/>
+      <w:r>
+        <w:t>endl</w:t>
+      </w:r>
+      <w:proofErr w:type="spellEnd"/>
+      <w:r>
+        <w:t>;</w:t>
+      </w:r>
+    </w:p>
+    <w:p>
+      <w:pPr>
+        <w:rPr>
+          <w:lang w:val="en-US"/>
+        </w:rPr>
+      </w:pPr>
+      <w:r>
+        <w:t xml:space="preserve">        </w:t>
+      </w:r>
+      <w:r>
+        <w:rPr>
+          <w:lang w:val="en-US"/>
+        </w:rPr>
+        <w:t>return -1;</w:t>
+      </w:r>
+    </w:p>
+    <w:p>
+      <w:pPr>
+        <w:rPr>
+          <w:lang w:val="en-US"/>
+        </w:rPr>
+      </w:pPr>
+      <w:r>
+        <w:rPr>
+          <w:lang w:val="en-US"/>
+        </w:rPr>
+        <w:t>    } else {</w:t>
+      </w:r>
+    </w:p>
+    <w:p>
+      <w:pPr>
+        <w:rPr>
+          <w:lang w:val="en-US"/>
+        </w:rPr>
+      </w:pPr>
+      <w:r>
+        <w:rPr>
+          <w:lang w:val="en-US"/>
+        </w:rPr>
+        <w:t>        return pila[tope];</w:t>
+      </w:r>
+    </w:p>
+    <w:p>
+      <w:r>
+        <w:rPr>
+          <w:lang w:val="en-US"/>
+        </w:rPr>
+        <w:t xml:space="preserve">    </w:t>
+      </w:r>
+      <w:r>
+        <w:t>}</w:t>
+      </w:r>
+    </w:p>
+    <w:p>
+      <w:r>
+        <w:t>}</w:t>
+      </w:r>
+    </w:p>
+    <w:p/>
+    <w:p>
+      <w:r>
+        <w:t>// Función MOSTRAR: recorrer la pila</w:t>
+      </w:r>
+    </w:p>
+    <w:p>
+      <w:proofErr w:type="spellStart"/>
+      <w:r>
+        <w:t>void</w:t>
+      </w:r>
+      <w:proofErr w:type="spellEnd"/>
+      <w:r>
+        <w:t xml:space="preserve"> </w:t>
+      </w:r>
+      <w:proofErr w:type="gramStart"/>
+      <w:r>
+        <w:t>mostrar(</w:t>
+      </w:r>
+      <w:proofErr w:type="gramEnd"/>
+      <w:r>
+        <w:t>) {</w:t>
+      </w:r>
+    </w:p>
+    <w:p>
+      <w:r>
+        <w:t xml:space="preserve">    </w:t>
+      </w:r>
+      <w:proofErr w:type="spellStart"/>
+      <w:r>
+        <w:t>if</w:t>
+      </w:r>
+      <w:proofErr w:type="spellEnd"/>
+      <w:r>
+        <w:t xml:space="preserve"> (tope == -1) {</w:t>
+      </w:r>
+    </w:p>
+    <w:p>
+      <w:r>
+        <w:t xml:space="preserve">        </w:t>
+      </w:r>
+      <w:proofErr w:type="spellStart"/>
+      <w:r>
+        <w:t>cout</w:t>
+      </w:r>
+      <w:proofErr w:type="spellEnd"/>
+      <w:r>
+        <w:t xml:space="preserve"> &lt;&lt; "La pila está vacía." &lt;&lt; </w:t>
+      </w:r>
+      <w:proofErr w:type="spellStart"/>
+      <w:r>
+        <w:t>endl</w:t>
+      </w:r>
+      <w:proofErr w:type="spellEnd"/>
+      <w:r>
+        <w:t>;</w:t>
+      </w:r>
+    </w:p>
+    <w:p>
+      <w:r>
+        <w:t xml:space="preserve">    } </w:t>
+      </w:r>
+      <w:proofErr w:type="spellStart"/>
+      <w:r>
+        <w:t>else</w:t>
+      </w:r>
+      <w:proofErr w:type="spellEnd"/>
+      <w:r>
+        <w:t xml:space="preserve"> {</w:t>
+      </w:r>
+    </w:p>
+    <w:p>
+      <w:r>
+        <w:t xml:space="preserve">        </w:t>
+      </w:r>
+      <w:proofErr w:type="spellStart"/>
+      <w:r>
+        <w:t>cout</w:t>
+      </w:r>
+      <w:proofErr w:type="spellEnd"/>
+      <w:r>
+        <w:t xml:space="preserve"> &lt;&lt; "Contenido de la pila: ";</w:t>
+      </w:r>
+    </w:p>
+    <w:p>
+      <w:pPr>
+        <w:rPr>
+          <w:lang w:val="en-US"/>
+        </w:rPr>
+      </w:pPr>
+      <w:r>
+        <w:t xml:space="preserve">        </w:t>
+      </w:r>
+      <w:r>
+        <w:rPr>
+          <w:lang w:val="en-US"/>
+        </w:rPr>
+        <w:t xml:space="preserve">for (int </w:t>
+      </w:r>
+      <w:proofErr w:type="spellStart"/>
+      <w:r>
+        <w:rPr>
+          <w:lang w:val="en-US"/>
+        </w:rPr>
+        <w:t>i</w:t>
+      </w:r>
+      <w:proofErr w:type="spellEnd"/>
+      <w:r>
+        <w:rPr>
+          <w:lang w:val="en-US"/>
+        </w:rPr>
+        <w:t xml:space="preserve"> = tope; </w:t>
+      </w:r>
+      <w:proofErr w:type="spellStart"/>
+      <w:r>
+        <w:rPr>
+          <w:lang w:val="en-US"/>
+        </w:rPr>
+        <w:t>i</w:t>
+      </w:r>
+      <w:proofErr w:type="spellEnd"/>
+      <w:r>
+        <w:rPr>
+          <w:lang w:val="en-US"/>
+        </w:rPr>
+        <w:t xml:space="preserve"> &gt;= 0; </w:t>
+      </w:r>
+      <w:proofErr w:type="spellStart"/>
+      <w:r>
+        <w:rPr>
+          <w:lang w:val="en-US"/>
+        </w:rPr>
+        <w:t>i</w:t>
+      </w:r>
+      <w:proofErr w:type="spellEnd"/>
+      <w:r>
+        <w:rPr>
+          <w:lang w:val="en-US"/>
+        </w:rPr>
+        <w:t>--) {</w:t>
+      </w:r>
+    </w:p>
+    <w:p>
+      <w:pPr>
+        <w:rPr>
+          <w:lang w:val="en-US"/>
+        </w:rPr>
+      </w:pPr>
+      <w:r>
+        <w:rPr>
+          <w:lang w:val="en-US"/>
+        </w:rPr>
+        <w:t xml:space="preserve">            </w:t>
+      </w:r>
+      <w:proofErr w:type="spellStart"/>
+      <w:r>
+        <w:rPr>
+          <w:lang w:val="en-US"/>
+        </w:rPr>
+        <w:t>cout</w:t>
+      </w:r>
+      <w:proofErr w:type="spellEnd"/>
+      <w:r>
+        <w:rPr>
+          <w:lang w:val="en-US"/>
+        </w:rPr>
+        <w:t xml:space="preserve"> &lt;&lt; pila[</w:t>
+      </w:r>
+      <w:proofErr w:type="spellStart"/>
+      <w:r>
+        <w:rPr>
+          <w:lang w:val="en-US"/>
+        </w:rPr>
+        <w:t>i</w:t>
+      </w:r>
+      <w:proofErr w:type="spellEnd"/>
+      <w:r>
+        <w:rPr>
+          <w:lang w:val="en-US"/>
+        </w:rPr>
+        <w:t>] &lt;&lt; " ";</w:t>
+      </w:r>
+    </w:p>
+    <w:p>
+      <w:pPr>
+        <w:rPr>
+          <w:lang w:val="en-US"/>
+        </w:rPr>
+      </w:pPr>
+      <w:r>
+        <w:rPr>
+          <w:lang w:val="en-US"/>
+        </w:rPr>
+        <w:t>        }</w:t>
+      </w:r>
+    </w:p>
+    <w:p>
+      <w:pPr>
+        <w:rPr>
+          <w:lang w:val="en-US"/>
+        </w:rPr>
+      </w:pPr>
+      <w:r>
+        <w:rPr>
+          <w:lang w:val="en-US"/>
+        </w:rPr>
+        <w:lastRenderedPageBreak/>
+        <w:t xml:space="preserve">        </w:t>
+      </w:r>
+      <w:proofErr w:type="spellStart"/>
+      <w:r>
+        <w:rPr>
+          <w:lang w:val="en-US"/>
+        </w:rPr>
+        <w:t>cout</w:t>
+      </w:r>
+      <w:proofErr w:type="spellEnd"/>
+      <w:r>
+        <w:rPr>
+          <w:lang w:val="en-US"/>
+        </w:rPr>
+        <w:t xml:space="preserve"> &lt;&lt; </w:t>
+      </w:r>
+      <w:proofErr w:type="spellStart"/>
+      <w:r>
+        <w:rPr>
+          <w:lang w:val="en-US"/>
+        </w:rPr>
+        <w:t>endl</w:t>
+      </w:r>
+      <w:proofErr w:type="spellEnd"/>
+      <w:r>
+        <w:rPr>
+          <w:lang w:val="en-US"/>
+        </w:rPr>
+        <w:t>;</w:t>
+      </w:r>
+    </w:p>
+    <w:p>
+      <w:pPr>
+        <w:rPr>
+          <w:lang w:val="en-US"/>
+        </w:rPr>
+      </w:pPr>
+      <w:r>
+        <w:rPr>
+          <w:lang w:val="en-US"/>
+        </w:rPr>
+        <w:t>    }</w:t>
+      </w:r>
+    </w:p>
+    <w:p>
+      <w:pPr>
+        <w:rPr>
+          <w:lang w:val="en-US"/>
+        </w:rPr>
+      </w:pPr>
+      <w:r>
+        <w:rPr>
+          <w:lang w:val="en-US"/>
+        </w:rPr>
+        <w:t>}</w:t>
+      </w:r>
+    </w:p>
+    <w:p>
+      <w:pPr>
+        <w:rPr>
+          <w:lang w:val="en-US"/>
+        </w:rPr>
+      </w:pPr>
+    </w:p>
+    <w:p>
+      <w:pPr>
+        <w:rPr>
+          <w:lang w:val="en-US"/>
+        </w:rPr>
+      </w:pPr>
+      <w:r>
+        <w:rPr>
+          <w:lang w:val="en-US"/>
+        </w:rPr>
+        <w:t xml:space="preserve">int </w:t>
+      </w:r>
+      <w:proofErr w:type="gramStart"/>
+      <w:r>
+        <w:rPr>
+          <w:lang w:val="en-US"/>
+        </w:rPr>
+        <w:t>main(</w:t>
+      </w:r>
+      <w:proofErr w:type="gramEnd"/>
+      <w:r>
+        <w:rPr>
+          <w:lang w:val="en-US"/>
+        </w:rPr>
+        <w:t>) {</w:t>
+      </w:r>
+    </w:p>
+    <w:p>
+      <w:pPr>
+        <w:rPr>
+          <w:lang w:val="en-US"/>
+        </w:rPr>
+      </w:pPr>
+      <w:r>
+        <w:rPr>
+          <w:lang w:val="en-US"/>
+        </w:rPr>
+        <w:t xml:space="preserve">    int </w:t>
+      </w:r>
+      <w:proofErr w:type="spellStart"/>
+      <w:r>
+        <w:rPr>
+          <w:lang w:val="en-US"/>
+        </w:rPr>
+        <w:t>opcion</w:t>
+      </w:r>
+      <w:proofErr w:type="spellEnd"/>
+      <w:r>
+        <w:rPr>
+          <w:lang w:val="en-US"/>
+        </w:rPr>
+        <w:t xml:space="preserve">, </w:t>
+      </w:r>
+      <w:proofErr w:type="spellStart"/>
+      <w:r>
+        <w:rPr>
+          <w:lang w:val="en-US"/>
+        </w:rPr>
+        <w:t>elemento</w:t>
+      </w:r>
+      <w:proofErr w:type="spellEnd"/>
+      <w:r>
+        <w:rPr>
+          <w:lang w:val="en-US"/>
+        </w:rPr>
+        <w:t>;</w:t>
+      </w:r>
+    </w:p>
+    <w:p>
+      <w:pPr>
+        <w:rPr>
+          <w:lang w:val="en-US"/>
+        </w:rPr>
+      </w:pPr>
+    </w:p>
+    <w:p>
+      <w:pPr>
+        <w:rPr>
+          <w:lang w:val="en-US"/>
+        </w:rPr>
+      </w:pPr>
+      <w:r>
+        <w:rPr>
+          <w:lang w:val="en-US"/>
+        </w:rPr>
+        <w:t>    do {</w:t>
+      </w:r>
+    </w:p>
+    <w:p>
+      <w:pPr>
+        <w:rPr>
+          <w:lang w:val="en-US"/>
+        </w:rPr>
+      </w:pPr>
+      <w:r>
+        <w:rPr>
+          <w:lang w:val="en-US"/>
+        </w:rPr>
+        <w:t xml:space="preserve">        </w:t>
+      </w:r>
+      <w:proofErr w:type="spellStart"/>
+      <w:r>
+        <w:rPr>
+          <w:lang w:val="en-US"/>
+        </w:rPr>
+        <w:t>cout</w:t>
+      </w:r>
+      <w:proofErr w:type="spellEnd"/>
+      <w:r>
+        <w:rPr>
+          <w:lang w:val="en-US"/>
+        </w:rPr>
+        <w:t xml:space="preserve"> &lt;&lt; "\n--- MENU PILA ---" &lt;&lt; </w:t>
+      </w:r>
+      <w:proofErr w:type="spellStart"/>
+      <w:r>
+        <w:rPr>
+          <w:lang w:val="en-US"/>
+        </w:rPr>
+        <w:t>endl</w:t>
+      </w:r>
+      <w:proofErr w:type="spellEnd"/>
+      <w:r>
+        <w:rPr>
+          <w:lang w:val="en-US"/>
+        </w:rPr>
+        <w:t>;</w:t>
+      </w:r>
+    </w:p>
+    <w:p>
+      <w:pPr>
+        <w:rPr>
+          <w:lang w:val="en-US"/>
+        </w:rPr>
+      </w:pPr>
+      <w:r>
+        <w:rPr>
+          <w:lang w:val="en-US"/>
+        </w:rPr>
+        <w:t xml:space="preserve">        </w:t>
+      </w:r>
+      <w:proofErr w:type="spellStart"/>
+      <w:r>
+        <w:rPr>
+          <w:lang w:val="en-US"/>
+        </w:rPr>
+        <w:t>cout</w:t>
+      </w:r>
+      <w:proofErr w:type="spellEnd"/>
+      <w:r>
+        <w:rPr>
+          <w:lang w:val="en-US"/>
+        </w:rPr>
+        <w:t xml:space="preserve"> &lt;&lt; "1. </w:t>
+      </w:r>
+      <w:proofErr w:type="spellStart"/>
+      <w:r>
+        <w:rPr>
+          <w:lang w:val="en-US"/>
+        </w:rPr>
+        <w:t>Insertar</w:t>
+      </w:r>
+      <w:proofErr w:type="spellEnd"/>
+      <w:r>
+        <w:rPr>
+          <w:lang w:val="en-US"/>
+        </w:rPr>
+        <w:t xml:space="preserve"> (PUSH)" &lt;&lt; </w:t>
+      </w:r>
+      <w:proofErr w:type="spellStart"/>
+      <w:r>
+        <w:rPr>
+          <w:lang w:val="en-US"/>
+        </w:rPr>
+        <w:t>endl</w:t>
+      </w:r>
+      <w:proofErr w:type="spellEnd"/>
+      <w:r>
+        <w:rPr>
+          <w:lang w:val="en-US"/>
+        </w:rPr>
+        <w:t>;</w:t>
+      </w:r>
+    </w:p>
+    <w:p>
+      <w:pPr>
+        <w:rPr>
+          <w:lang w:val="en-US"/>
+        </w:rPr>
+      </w:pPr>
+      <w:r>
+        <w:rPr>
+          <w:lang w:val="en-US"/>
+        </w:rPr>
+        <w:t xml:space="preserve">        </w:t>
+      </w:r>
+      <w:proofErr w:type="spellStart"/>
+      <w:r>
+        <w:rPr>
+          <w:lang w:val="en-US"/>
+        </w:rPr>
+        <w:t>cout</w:t>
+      </w:r>
+      <w:proofErr w:type="spellEnd"/>
+      <w:r>
+        <w:rPr>
+          <w:lang w:val="en-US"/>
+        </w:rPr>
+        <w:t xml:space="preserve"> &lt;&lt; "2. </w:t>
+      </w:r>
+      <w:proofErr w:type="spellStart"/>
+      <w:r>
+        <w:rPr>
+          <w:lang w:val="en-US"/>
+        </w:rPr>
+        <w:t>Eliminar</w:t>
+      </w:r>
+      <w:proofErr w:type="spellEnd"/>
+      <w:r>
+        <w:rPr>
+          <w:lang w:val="en-US"/>
+        </w:rPr>
+        <w:t xml:space="preserve"> (POP)" &lt;&lt; </w:t>
+      </w:r>
+      <w:proofErr w:type="spellStart"/>
+      <w:r>
+        <w:rPr>
+          <w:lang w:val="en-US"/>
+        </w:rPr>
+        <w:t>endl</w:t>
+      </w:r>
+      <w:proofErr w:type="spellEnd"/>
+      <w:r>
+        <w:rPr>
+          <w:lang w:val="en-US"/>
+        </w:rPr>
+        <w:t>;</w:t>
+      </w:r>
+    </w:p>
+    <w:p>
+      <w:pPr>
+        <w:rPr>
+          <w:lang w:val="en-US"/>
+        </w:rPr>
+      </w:pPr>
+      <w:r>
+        <w:rPr>
+          <w:lang w:val="en-US"/>
+        </w:rPr>
+        <w:t xml:space="preserve">        </w:t>
+      </w:r>
+      <w:proofErr w:type="spellStart"/>
+      <w:r>
+        <w:rPr>
+          <w:lang w:val="en-US"/>
+        </w:rPr>
+        <w:t>cout</w:t>
+      </w:r>
+      <w:proofErr w:type="spellEnd"/>
+      <w:r>
+        <w:rPr>
+          <w:lang w:val="en-US"/>
+        </w:rPr>
+        <w:t xml:space="preserve"> &lt;&lt; "3. </w:t>
+      </w:r>
+      <w:proofErr w:type="spellStart"/>
+      <w:r>
+        <w:rPr>
+          <w:lang w:val="en-US"/>
+        </w:rPr>
+        <w:t>Consultar</w:t>
+      </w:r>
+      <w:proofErr w:type="spellEnd"/>
+      <w:r>
+        <w:rPr>
+          <w:lang w:val="en-US"/>
+        </w:rPr>
+        <w:t xml:space="preserve"> TOPE" &lt;&lt; </w:t>
+      </w:r>
+      <w:proofErr w:type="spellStart"/>
+      <w:r>
+        <w:rPr>
+          <w:lang w:val="en-US"/>
+        </w:rPr>
+        <w:t>endl</w:t>
+      </w:r>
+      <w:proofErr w:type="spellEnd"/>
+      <w:r>
+        <w:rPr>
+          <w:lang w:val="en-US"/>
+        </w:rPr>
+        <w:t>;</w:t>
+      </w:r>
+    </w:p>
+    <w:p>
+      <w:r>
+        <w:rPr>
+          <w:lang w:val="en-US"/>
+        </w:rPr>
+        <w:t xml:space="preserve">        </w:t>
+      </w:r>
+      <w:proofErr w:type="spellStart"/>
+      <w:r>
+        <w:rPr>
+          <w:lang w:val="en-US"/>
+        </w:rPr>
+        <w:t>cout</w:t>
+      </w:r>
+      <w:proofErr w:type="spellEnd"/>
+      <w:r>
+        <w:rPr>
+          <w:lang w:val="en-US"/>
+        </w:rPr>
+        <w:t xml:space="preserve"> &lt;&lt; "4. </w:t>
+      </w:r>
+      <w:r>
+        <w:t xml:space="preserve">Mostrar pila" &lt;&lt; </w:t>
+      </w:r>
+      <w:proofErr w:type="spellStart"/>
+      <w:r>
+        <w:t>endl</w:t>
+      </w:r>
+      <w:proofErr w:type="spellEnd"/>
+      <w:r>
+        <w:t>;</w:t>
+      </w:r>
+    </w:p>
+    <w:p>
+      <w:r>
+        <w:t xml:space="preserve">        </w:t>
+      </w:r>
+      <w:proofErr w:type="spellStart"/>
+      <w:r>
+        <w:t>cout</w:t>
+      </w:r>
+      <w:proofErr w:type="spellEnd"/>
+      <w:r>
+        <w:t xml:space="preserve"> &lt;&lt; "5. Salir" &lt;&lt; </w:t>
+      </w:r>
+      <w:proofErr w:type="spellStart"/>
+      <w:r>
+        <w:t>endl</w:t>
+      </w:r>
+      <w:proofErr w:type="spellEnd"/>
+      <w:r>
+        <w:t>;</w:t>
+      </w:r>
+    </w:p>
+    <w:p>
+      <w:r>
+        <w:t xml:space="preserve">        </w:t>
+      </w:r>
+      <w:proofErr w:type="spellStart"/>
+      <w:r>
+        <w:t>cout</w:t>
+      </w:r>
+      <w:proofErr w:type="spellEnd"/>
+      <w:r>
+        <w:t xml:space="preserve"> &lt;&lt; "Seleccione una opción: ";</w:t>
+      </w:r>
+    </w:p>
+    <w:p>
+      <w:r>
+        <w:t xml:space="preserve">        </w:t>
+      </w:r>
+      <w:proofErr w:type="spellStart"/>
+      <w:r>
+        <w:t>cin</w:t>
+      </w:r>
+      <w:proofErr w:type="spellEnd"/>
+      <w:r>
+        <w:t xml:space="preserve"> &gt;&gt; </w:t>
+      </w:r>
+      <w:proofErr w:type="spellStart"/>
+      <w:r>
+        <w:t>opcion</w:t>
+      </w:r>
+      <w:proofErr w:type="spellEnd"/>
+      <w:r>
+        <w:t>;</w:t>
+      </w:r>
+    </w:p>
+    <w:p/>
+    <w:p>
+      <w:pPr>
+        <w:rPr>
+          <w:lang w:val="en-US"/>
+        </w:rPr>
+      </w:pPr>
+      <w:r>
+        <w:t xml:space="preserve">        </w:t>
+      </w:r>
+      <w:r>
+        <w:rPr>
+          <w:lang w:val="en-US"/>
+        </w:rPr>
+        <w:t>switch(</w:t>
+      </w:r>
+      <w:proofErr w:type="spellStart"/>
+      <w:r>
+        <w:rPr>
+          <w:lang w:val="en-US"/>
+        </w:rPr>
+        <w:t>opcion</w:t>
+      </w:r>
+      <w:proofErr w:type="spellEnd"/>
+      <w:r>
+        <w:rPr>
+          <w:lang w:val="en-US"/>
+        </w:rPr>
+        <w:t>) {</w:t>
+      </w:r>
+    </w:p>
+    <w:p>
+      <w:pPr>
+        <w:rPr>
+          <w:lang w:val="en-US"/>
+        </w:rPr>
+      </w:pPr>
+      <w:r>
+        <w:rPr>
+          <w:lang w:val="en-US"/>
+        </w:rPr>
+        <w:t>            case 1:</w:t>
+      </w:r>
+    </w:p>
+    <w:p>
+      <w:pPr>
+        <w:rPr>
+          <w:lang w:val="en-US"/>
+        </w:rPr>
+      </w:pPr>
+      <w:r>
+        <w:rPr>
+          <w:lang w:val="en-US"/>
+        </w:rPr>
+        <w:t xml:space="preserve">                </w:t>
+      </w:r>
+      <w:proofErr w:type="spellStart"/>
+      <w:r>
+        <w:rPr>
+          <w:lang w:val="en-US"/>
+        </w:rPr>
+        <w:t>cout</w:t>
+      </w:r>
+      <w:proofErr w:type="spellEnd"/>
+      <w:r>
+        <w:rPr>
+          <w:lang w:val="en-US"/>
+        </w:rPr>
+        <w:t xml:space="preserve"> &lt;&lt; "</w:t>
+      </w:r>
+      <w:proofErr w:type="spellStart"/>
+      <w:r>
+        <w:rPr>
+          <w:lang w:val="en-US"/>
+        </w:rPr>
+        <w:t>Ingrese</w:t>
+      </w:r>
+      <w:proofErr w:type="spellEnd"/>
+      <w:r>
+        <w:rPr>
+          <w:lang w:val="en-US"/>
+        </w:rPr>
+        <w:t xml:space="preserve"> el </w:t>
+      </w:r>
+      <w:proofErr w:type="spellStart"/>
+      <w:r>
+        <w:rPr>
+          <w:lang w:val="en-US"/>
+        </w:rPr>
+        <w:t>elemento</w:t>
+      </w:r>
+      <w:proofErr w:type="spellEnd"/>
+      <w:r>
+        <w:rPr>
+          <w:lang w:val="en-US"/>
+        </w:rPr>
+        <w:t xml:space="preserve"> </w:t>
+      </w:r>
+      <w:proofErr w:type="gramStart"/>
+      <w:r>
+        <w:rPr>
+          <w:lang w:val="en-US"/>
+        </w:rPr>
+        <w:t>a</w:t>
+      </w:r>
+      <w:proofErr w:type="gramEnd"/>
+      <w:r>
+        <w:rPr>
+          <w:lang w:val="en-US"/>
+        </w:rPr>
+        <w:t xml:space="preserve"> </w:t>
+      </w:r>
+      <w:proofErr w:type="spellStart"/>
+      <w:r>
+        <w:rPr>
+          <w:lang w:val="en-US"/>
+        </w:rPr>
+        <w:t>insertar</w:t>
+      </w:r>
+      <w:proofErr w:type="spellEnd"/>
+      <w:r>
+        <w:rPr>
+          <w:lang w:val="en-US"/>
+        </w:rPr>
+        <w:t>: ";</w:t>
+      </w:r>
+    </w:p>
+    <w:p>
+      <w:pPr>
+        <w:rPr>
+          <w:lang w:val="en-US"/>
+        </w:rPr>
+      </w:pPr>
+      <w:r>
+        <w:rPr>
+          <w:lang w:val="en-US"/>
+        </w:rPr>
+        <w:t xml:space="preserve">                </w:t>
+      </w:r>
+      <w:proofErr w:type="spellStart"/>
+      <w:r>
+        <w:rPr>
+          <w:lang w:val="en-US"/>
+        </w:rPr>
+        <w:t>cin</w:t>
+      </w:r>
+      <w:proofErr w:type="spellEnd"/>
+      <w:r>
+        <w:rPr>
+          <w:lang w:val="en-US"/>
+        </w:rPr>
+        <w:t xml:space="preserve"> &gt;&gt; </w:t>
+      </w:r>
+      <w:proofErr w:type="spellStart"/>
+      <w:r>
+        <w:rPr>
+          <w:lang w:val="en-US"/>
+        </w:rPr>
+        <w:t>elemento</w:t>
+      </w:r>
+      <w:proofErr w:type="spellEnd"/>
+      <w:r>
+        <w:rPr>
+          <w:lang w:val="en-US"/>
+        </w:rPr>
+        <w:t>;</w:t>
+      </w:r>
+    </w:p>
+    <w:p>
+      <w:pPr>
+        <w:rPr>
+          <w:lang w:val="en-US"/>
+        </w:rPr>
+      </w:pPr>
+      <w:r>
+        <w:rPr>
+          <w:lang w:val="en-US"/>
+        </w:rPr>
+        <w:t>                push(</w:t>
+      </w:r>
+      <w:proofErr w:type="spellStart"/>
+      <w:r>
+        <w:rPr>
+          <w:lang w:val="en-US"/>
+        </w:rPr>
+        <w:t>elemento</w:t>
+      </w:r>
+      <w:proofErr w:type="spellEnd"/>
+      <w:r>
+        <w:rPr>
+          <w:lang w:val="en-US"/>
+        </w:rPr>
+        <w:t>);</w:t>
+      </w:r>
+    </w:p>
+    <w:p>
+      <w:pPr>
+        <w:rPr>
+          <w:lang w:val="en-US"/>
+        </w:rPr>
+      </w:pPr>
+      <w:r>
+        <w:rPr>
+          <w:lang w:val="en-US"/>
+        </w:rPr>
+        <w:t>                break;</w:t>
+      </w:r>
+    </w:p>
+    <w:p>
+      <w:pPr>
+        <w:rPr>
+          <w:lang w:val="en-US"/>
+        </w:rPr>
+      </w:pPr>
+    </w:p>
+    <w:p>
+      <w:pPr>
+        <w:rPr>
+          <w:lang w:val="en-US"/>
+        </w:rPr>
+      </w:pPr>
+      <w:r>
+        <w:rPr>
+          <w:lang w:val="en-US"/>
+        </w:rPr>
+        <w:t>            case 2:</w:t>
+      </w:r>
+    </w:p>
+    <w:p>
+      <w:pPr>
+        <w:rPr>
+          <w:lang w:val="en-US"/>
+        </w:rPr>
+      </w:pPr>
+      <w:r>
+        <w:rPr>
+          <w:lang w:val="en-US"/>
+        </w:rPr>
+        <w:t xml:space="preserve">                </w:t>
+      </w:r>
+      <w:proofErr w:type="gramStart"/>
+      <w:r>
+        <w:rPr>
+          <w:lang w:val="en-US"/>
+        </w:rPr>
+        <w:t>pop(</w:t>
+      </w:r>
+      <w:proofErr w:type="gramEnd"/>
+      <w:r>
+        <w:rPr>
+          <w:lang w:val="en-US"/>
+        </w:rPr>
+        <w:t>);</w:t>
+      </w:r>
+    </w:p>
+    <w:p>
+      <w:pPr>
+        <w:rPr>
+          <w:lang w:val="en-US"/>
+        </w:rPr>
+      </w:pPr>
+      <w:r>
+        <w:rPr>
+          <w:lang w:val="en-US"/>
+        </w:rPr>
+        <w:t>                break;</w:t>
+      </w:r>
+    </w:p>
+    <w:p>
+      <w:pPr>
+        <w:rPr>
+          <w:lang w:val="en-US"/>
+        </w:rPr>
+      </w:pPr>
+    </w:p>
+    <w:p>
+      <w:pPr>
+        <w:rPr>
+          <w:lang w:val="en-US"/>
+        </w:rPr>
+      </w:pPr>
+      <w:r>
+        <w:rPr>
+          <w:lang w:val="en-US"/>
+        </w:rPr>
+        <w:t>            case 3:</w:t>
+      </w:r>
+    </w:p>
+    <w:p>
+      <w:pPr>
+        <w:rPr>
+          <w:lang w:val="en-US"/>
+        </w:rPr>
+      </w:pPr>
+      <w:r>
+        <w:rPr>
+          <w:lang w:val="en-US"/>
+        </w:rPr>
+        <w:t>                if (</w:t>
+      </w:r>
+      <w:proofErr w:type="gramStart"/>
+      <w:r>
+        <w:rPr>
+          <w:lang w:val="en-US"/>
+        </w:rPr>
+        <w:t>top() !</w:t>
+      </w:r>
+      <w:proofErr w:type="gramEnd"/>
+      <w:r>
+        <w:rPr>
+          <w:lang w:val="en-US"/>
+        </w:rPr>
+        <w:t>= -1)</w:t>
+      </w:r>
+    </w:p>
+    <w:p>
+      <w:pPr>
+        <w:rPr>
+          <w:lang w:val="en-US"/>
+        </w:rPr>
+      </w:pPr>
+      <w:r>
+        <w:rPr>
+          <w:lang w:val="en-US"/>
+        </w:rPr>
+        <w:t xml:space="preserve">                    </w:t>
+      </w:r>
+      <w:proofErr w:type="spellStart"/>
+      <w:r>
+        <w:rPr>
+          <w:lang w:val="en-US"/>
+        </w:rPr>
+        <w:t>cout</w:t>
+      </w:r>
+      <w:proofErr w:type="spellEnd"/>
+      <w:r>
+        <w:rPr>
+          <w:lang w:val="en-US"/>
+        </w:rPr>
+        <w:t xml:space="preserve"> &lt;&lt; "Elemento </w:t>
+      </w:r>
+      <w:proofErr w:type="spellStart"/>
+      <w:r>
+        <w:rPr>
+          <w:lang w:val="en-US"/>
+        </w:rPr>
+        <w:t>en</w:t>
+      </w:r>
+      <w:proofErr w:type="spellEnd"/>
+      <w:r>
+        <w:rPr>
+          <w:lang w:val="en-US"/>
+        </w:rPr>
+        <w:t xml:space="preserve"> el TOPE: " &lt;&lt; </w:t>
+      </w:r>
+      <w:proofErr w:type="gramStart"/>
+      <w:r>
+        <w:rPr>
+          <w:lang w:val="en-US"/>
+        </w:rPr>
+        <w:t>top(</w:t>
+      </w:r>
+      <w:proofErr w:type="gramEnd"/>
+      <w:r>
+        <w:rPr>
+          <w:lang w:val="en-US"/>
+        </w:rPr>
+        <w:t xml:space="preserve">) &lt;&lt; </w:t>
+      </w:r>
+      <w:proofErr w:type="spellStart"/>
+      <w:r>
+        <w:rPr>
+          <w:lang w:val="en-US"/>
+        </w:rPr>
+        <w:t>endl</w:t>
+      </w:r>
+      <w:proofErr w:type="spellEnd"/>
+      <w:r>
+        <w:rPr>
+          <w:lang w:val="en-US"/>
+        </w:rPr>
+        <w:t>;</w:t>
+      </w:r>
+    </w:p>
+    <w:p>
+      <w:pPr>
+        <w:rPr>
+          <w:lang w:val="en-US"/>
+        </w:rPr>
+      </w:pPr>
+      <w:r>
+        <w:rPr>
+          <w:lang w:val="en-US"/>
+        </w:rPr>
+        <w:lastRenderedPageBreak/>
+        <w:t>                break;</w:t>
+      </w:r>
+    </w:p>
+    <w:p>
+      <w:pPr>
+        <w:rPr>
+          <w:lang w:val="en-US"/>
+        </w:rPr>
+      </w:pPr>
+    </w:p>
+    <w:p>
+      <w:pPr>
+        <w:rPr>
+          <w:lang w:val="en-US"/>
+        </w:rPr>
+      </w:pPr>
+      <w:r>
+        <w:rPr>
+          <w:lang w:val="en-US"/>
+        </w:rPr>
+        <w:t>            case 4:</w:t>
+      </w:r>
+    </w:p>
+    <w:p>
+      <w:pPr>
+        <w:rPr>
+          <w:lang w:val="en-US"/>
+        </w:rPr>
+      </w:pPr>
+      <w:r>
+        <w:rPr>
+          <w:lang w:val="en-US"/>
+        </w:rPr>
+        <w:t xml:space="preserve">                </w:t>
+      </w:r>
+      <w:proofErr w:type="spellStart"/>
+      <w:proofErr w:type="gramStart"/>
+      <w:r>
+        <w:rPr>
+          <w:lang w:val="en-US"/>
+        </w:rPr>
+        <w:t>mostrar</w:t>
+      </w:r>
+      <w:proofErr w:type="spellEnd"/>
+      <w:r>
+        <w:rPr>
+          <w:lang w:val="en-US"/>
+        </w:rPr>
+        <w:t>(</w:t>
+      </w:r>
+      <w:proofErr w:type="gramEnd"/>
+      <w:r>
+        <w:rPr>
+          <w:lang w:val="en-US"/>
+        </w:rPr>
+        <w:t>);</w:t>
+      </w:r>
+    </w:p>
+    <w:p>
+      <w:pPr>
+        <w:rPr>
+          <w:lang w:val="en-US"/>
+        </w:rPr>
+      </w:pPr>
+      <w:r>
+        <w:rPr>
+          <w:lang w:val="en-US"/>
+        </w:rPr>
+        <w:t>                break;</w:t>
+      </w:r>
+    </w:p>
+    <w:p>
+      <w:pPr>
+        <w:rPr>
+          <w:lang w:val="en-US"/>
+        </w:rPr>
+      </w:pPr>
+    </w:p>
+    <w:p>
+      <w:pPr>
+        <w:rPr>
+          <w:lang w:val="en-US"/>
+        </w:rPr>
+      </w:pPr>
+      <w:r>
+        <w:rPr>
+          <w:lang w:val="en-US"/>
+        </w:rPr>
+        <w:t>            case 5:</w:t>
+      </w:r>
+    </w:p>
+    <w:p>
+      <w:r>
+        <w:rPr>
+          <w:lang w:val="en-US"/>
+        </w:rPr>
+        <w:t xml:space="preserve">                </w:t>
+      </w:r>
+      <w:proofErr w:type="spellStart"/>
+      <w:r>
+        <w:t>cout</w:t>
+      </w:r>
+      <w:proofErr w:type="spellEnd"/>
+      <w:r>
+        <w:t xml:space="preserve"> &lt;&lt; "Saliendo del programa..." &lt;&lt; </w:t>
+      </w:r>
+      <w:proofErr w:type="spellStart"/>
+      <w:r>
+        <w:t>endl</w:t>
+      </w:r>
+      <w:proofErr w:type="spellEnd"/>
+      <w:r>
+        <w:t>;</w:t>
+      </w:r>
+    </w:p>
+    <w:p>
+      <w:pPr>
+        <w:rPr>
+          <w:lang w:val="en-US"/>
+        </w:rPr>
+      </w:pPr>
+      <w:r>
+        <w:t xml:space="preserve">                </w:t>
+      </w:r>
+      <w:r>
+        <w:rPr>
+          <w:lang w:val="en-US"/>
+        </w:rPr>
+        <w:t>break;</w:t>
+      </w:r>
+    </w:p>
+    <w:p>
+      <w:pPr>
+        <w:rPr>
+          <w:lang w:val="en-US"/>
+        </w:rPr>
+      </w:pPr>
+    </w:p>
+    <w:p>
+      <w:pPr>
+        <w:rPr>
+          <w:lang w:val="en-US"/>
+        </w:rPr>
+      </w:pPr>
+      <w:r>
+        <w:rPr>
+          <w:lang w:val="en-US"/>
+        </w:rPr>
+        <w:t>            default:</w:t>
+      </w:r>
+    </w:p>
+    <w:p>
+      <w:r>
+        <w:rPr>
+          <w:lang w:val="en-US"/>
+        </w:rPr>
+        <w:t xml:space="preserve">                </w:t>
+      </w:r>
+      <w:proofErr w:type="spellStart"/>
+      <w:r>
+        <w:rPr>
+          <w:lang w:val="en-US"/>
+        </w:rPr>
+        <w:t>cout</w:t>
+      </w:r>
+      <w:proofErr w:type="spellEnd"/>
+      <w:r>
+        <w:rPr>
+          <w:lang w:val="en-US"/>
+        </w:rPr>
+        <w:t xml:space="preserve"> &lt;&lt; "</w:t>
+      </w:r>
+      <w:proofErr w:type="spellStart"/>
+      <w:r>
+        <w:rPr>
+          <w:lang w:val="en-US"/>
+        </w:rPr>
+        <w:t>Opción</w:t>
+      </w:r>
+      <w:proofErr w:type="spellEnd"/>
+      <w:r>
+        <w:rPr>
+          <w:lang w:val="en-US"/>
+        </w:rPr>
+        <w:t xml:space="preserve"> </w:t>
+      </w:r>
+      <w:proofErr w:type="spellStart"/>
+      <w:r>
+        <w:rPr>
+          <w:lang w:val="en-US"/>
+        </w:rPr>
+        <w:t>inválida</w:t>
+      </w:r>
+      <w:proofErr w:type="spellEnd"/>
+      <w:r>
+        <w:rPr>
+          <w:lang w:val="en-US"/>
+        </w:rPr>
+        <w:t xml:space="preserve">." </w:t>
+      </w:r>
+      <w:r>
+        <w:t>&lt;&lt; endl;</w:t>
+      </w:r>
+    </w:p>
+    <w:p>
+      <w:r>
+        <w:t>        }</w:t>
+      </w:r>
+    </w:p>
+    <w:p/>
+    <w:p>
+      <w:r>
+        <w:t xml:space="preserve">    } </w:t>
+      </w:r>
+      <w:proofErr w:type="spellStart"/>
+      <w:proofErr w:type="gramStart"/>
+      <w:r>
+        <w:t>while</w:t>
+      </w:r>
+      <w:proofErr w:type="spellEnd"/>
+      <w:r>
+        <w:t>(</w:t>
+      </w:r>
+      <w:proofErr w:type="spellStart"/>
+      <w:r>
+        <w:t>opcion</w:t>
+      </w:r>
+      <w:proofErr w:type="spellEnd"/>
+      <w:r>
+        <w:t xml:space="preserve"> !</w:t>
+      </w:r>
+      <w:proofErr w:type="gramEnd"/>
+      <w:r>
+        <w:t>= 5);</w:t>
+      </w:r>
+    </w:p>
+    <w:p/>
+    <w:p>
+      <w:r>
+        <w:t xml:space="preserve">    </w:t>
+      </w:r>
+      <w:proofErr w:type="spellStart"/>
+      <w:r>
+        <w:t>return</w:t>
+      </w:r>
+      <w:proofErr w:type="spellEnd"/>
+      <w:r>
+        <w:t xml:space="preserve"> 0;</w:t>
+      </w:r>
+    </w:p>
+    <w:p>
+      <w:r>
+        <w:t>}</w:t>
+      </w:r>
+    </w:p>
+    <w:p>
+      <w:pPr>
+        <w:rPr>
+          <w:b/>
+          <w:bCs/>
+        </w:rPr>
+      </w:pPr>
+    </w:p>
+    <w:p>
+      <w:pPr>
+        <w:rPr>
+          <w:b/>
+          <w:bCs/>
+        </w:rPr>
+      </w:pPr>
+    </w:p>
+    <w:p>
+      <w:pPr>
+        <w:rPr>
+          <w:b/>
+          <w:bCs/>
+        </w:rPr>
+      </w:pPr>
+      <w:r>
+        <w:rPr>
+          <w:b/>
+          <w:bCs/>
+        </w:rPr>
+        <w:lastRenderedPageBreak/>
+        <w:drawing>
+          <wp:inline distT="0" distB="0" distL="0" distR="0" wp14:anchorId="018C33A4" wp14:editId="4EFF2597">
+            <wp:extent cx="5400040" cy="4465320"/>
+            <wp:effectExtent l="0" t="0" r="0" b="0"/>
+            <wp:docPr id="697879243" name="Imagen 1"/>
+            <wp:cNvGraphicFramePr>
+              <a:graphicFrameLocks xmlns:a="http://schemas.openxmlformats.org/drawingml/2006/main" noChangeAspect="1"/>
+            </wp:cNvGraphicFramePr>
+            <a:graphic xmlns:a="http://schemas.openxmlformats.org/drawingml/2006/main">
+              <a:graphicData uri="http://schemas.openxmlformats.org/drawingml/2006/picture">
+                <pic:pic xmlns:pic="http://schemas.openxmlformats.org/drawingml/2006/picture">
+                  <pic:nvPicPr>
+                    <pic:cNvPr id="697879243" name=""/>
+                    <pic:cNvPicPr/>
+                  </pic:nvPicPr>
+                  <pic:blipFill>
+                    <a:blip r:embed="rId7"/>
+                    <a:stretch>
+                      <a:fillRect/>
+                    </a:stretch>
+                  </pic:blipFill>
+                  <pic:spPr>
+                    <a:xfrm>
+                      <a:off x="0" y="0"/>
+                      <a:ext cx="5400040" cy="4465320"/>
+                    </a:xfrm>
+                    <a:prstGeom prst="rect">
+                      <a:avLst/>
+                    </a:prstGeom>
+                  </pic:spPr>
+                </pic:pic>
+              </a:graphicData>
+            </a:graphic>
+          </wp:inline>
+        </w:drawing>
+      </w:r>
+    </w:p>
+    <w:p>
+      <w:pPr>
+        <w:rPr>
+          <w:b/>
+          <w:bCs/>
+        </w:rPr>
+      </w:pPr>
+    </w:p>
+    <w:p>
+      <w:pPr>
+        <w:rPr>
+          <w:b/>
+          <w:bCs/>
+        </w:rPr>
+      </w:pPr>
+      <w:r>
+        <w:rPr>
+          <w:b/>
+          <w:bCs/>
+        </w:rPr>
+        <w:t xml:space="preserve">Ejercicio1 </w:t>
+      </w:r>
+      <w:r>
+        <w:rPr>
+          <w:b/>
+          <w:bCs/>
+        </w:rPr>
+        <w:t>La biblioteca de una institución recibe libros devueltos por los estudiantes. Los libros se colocan uno encima de otro formando una pila. Desarrolle un programa en C++ utilizando una pila de tamaño máximo 5 que permita:</w:t>
+      </w:r>
+    </w:p>
+    <w:p>
+      <w:pPr>
+        <w:numPr>
+          <w:ilvl w:val="0"/>
+          <w:numId w:val="1"/>
+        </w:numPr>
+        <w:rPr>
+          <w:b/>
+          <w:bCs/>
+        </w:rPr>
+      </w:pPr>
+      <w:r>
+        <w:rPr>
+          <w:b/>
+          <w:bCs/>
+        </w:rPr>
+        <w:t>Insertar títulos de libros en la pila (PUSH).</w:t>
+      </w:r>
+    </w:p>
+    <w:p>
+      <w:pPr>
+        <w:numPr>
+          <w:ilvl w:val="0"/>
+          <w:numId w:val="1"/>
+        </w:numPr>
+        <w:rPr>
+          <w:b/>
+          <w:bCs/>
+        </w:rPr>
+      </w:pPr>
+      <w:r>
+        <w:rPr>
+          <w:b/>
+          <w:bCs/>
+        </w:rPr>
+        <w:t>Mostrar todos los libros almacenados desde el TOPE hasta la BASE.</w:t>
+      </w:r>
+    </w:p>
+    <w:p>
+      <w:pPr>
+        <w:numPr>
+          <w:ilvl w:val="0"/>
+          <w:numId w:val="1"/>
+        </w:numPr>
+        <w:rPr>
+          <w:b/>
+          <w:bCs/>
+        </w:rPr>
+      </w:pPr>
+      <w:r>
+        <w:rPr>
+          <w:b/>
+          <w:bCs/>
+        </w:rPr>
+        <w:t>Eliminar el último libro ingresado (POP).</w:t>
+      </w:r>
+    </w:p>
+    <w:p>
+      <w:pPr>
+        <w:numPr>
+          <w:ilvl w:val="0"/>
+          <w:numId w:val="1"/>
+        </w:numPr>
+        <w:rPr>
+          <w:b/>
+          <w:bCs/>
+        </w:rPr>
+      </w:pPr>
+      <w:r>
+        <w:rPr>
+          <w:b/>
+          <w:bCs/>
+        </w:rPr>
+        <w:t>Consultar qué libro se encuentra actualmente en el TOPE (TOP o PEEK).</w:t>
+      </w:r>
+    </w:p>
+    <w:p>
+      <w:pPr>
+        <w:numPr>
+          <w:ilvl w:val="0"/>
+          <w:numId w:val="1"/>
+        </w:numPr>
+        <w:rPr>
+          <w:b/>
+          <w:bCs/>
+        </w:rPr>
+      </w:pPr>
+      <w:r>
+        <w:rPr>
+          <w:b/>
+          <w:bCs/>
+        </w:rPr>
+        <w:t>Mostrar mensajes de error cuando ocurra:</w:t>
+      </w:r>
+    </w:p>
+    <w:p>
+      <w:pPr>
+        <w:numPr>
+          <w:ilvl w:val="1"/>
+          <w:numId w:val="1"/>
+        </w:numPr>
+        <w:rPr>
+          <w:b/>
+          <w:bCs/>
+        </w:rPr>
+      </w:pPr>
+      <w:proofErr w:type="spellStart"/>
+      <w:r>
+        <w:rPr>
+          <w:b/>
+          <w:bCs/>
+        </w:rPr>
+        <w:t>Overflow</w:t>
+      </w:r>
+      <w:proofErr w:type="spellEnd"/>
+      <w:r>
+        <w:rPr>
+          <w:b/>
+          <w:bCs/>
+        </w:rPr>
+        <w:t xml:space="preserve"> (pila llena).</w:t>
+      </w:r>
+    </w:p>
+    <w:p>
+      <w:pPr>
+        <w:numPr>
+          <w:ilvl w:val="1"/>
+          <w:numId w:val="1"/>
+        </w:numPr>
+        <w:rPr>
+          <w:b/>
+          <w:bCs/>
+        </w:rPr>
+      </w:pPr>
+      <w:proofErr w:type="spellStart"/>
+      <w:r>
+        <w:rPr>
+          <w:b/>
+          <w:bCs/>
+        </w:rPr>
+        <w:t>Underflow</w:t>
+      </w:r>
+      <w:proofErr w:type="spellEnd"/>
+      <w:r>
+        <w:rPr>
+          <w:b/>
+          <w:bCs/>
+        </w:rPr>
+        <w:t xml:space="preserve"> (pila vacía)</w:t>
+      </w:r>
+    </w:p>
+    <w:p>
+      <w:pPr>
+        <w:rPr>
+          <w:b/>
+          <w:bCs/>
+        </w:rPr>
+      </w:pPr>
+      <w:r>
+        <w:rPr>
+          <w:b/>
+          <w:bCs/>
+        </w:rPr>
+        <w:t>En la estructura del código se debe tener en cuenta:</w:t>
+      </w:r>
+    </w:p>
+    <w:p>
+      <w:pPr>
+        <w:rPr>
+          <w:b/>
+          <w:bCs/>
+        </w:rPr>
+      </w:pPr>
+      <w:r>
+        <w:rPr>
+          <w:b/>
+          <w:bCs/>
+        </w:rPr>
+        <w:t>Utilizar arreglos para implementar la pila.</w:t>
+      </w:r>
+      <w:r>
+        <w:rPr>
+          <w:b/>
+          <w:bCs/>
+        </w:rPr>
+        <w:br/>
+        <w:t>Definir un tamaño máximo de 5 elementos.</w:t>
+      </w:r>
+      <w:r>
+        <w:rPr>
+          <w:b/>
+          <w:bCs/>
+        </w:rPr>
+        <w:br/>
+        <w:t>Utilizar una variable tope.</w:t>
+      </w:r>
+      <w:r>
+        <w:rPr>
+          <w:b/>
+          <w:bCs/>
+        </w:rPr>
+        <w:br/>
+        <w:t>Crear funciones para:</w:t>
+      </w:r>
+      <w:r>
+        <w:rPr>
+          <w:b/>
+          <w:bCs/>
+        </w:rPr>
+        <w:br/>
+      </w:r>
+      <w:proofErr w:type="spellStart"/>
+      <w:r>
+        <w:rPr>
+          <w:b/>
+          <w:bCs/>
+        </w:rPr>
+        <w:t>push</w:t>
+      </w:r>
+      <w:proofErr w:type="spellEnd"/>
+      <w:r>
+        <w:rPr>
+          <w:b/>
+          <w:bCs/>
+        </w:rPr>
+        <w:t>()</w:t>
+      </w:r>
+      <w:r>
+        <w:rPr>
+          <w:b/>
+          <w:bCs/>
+        </w:rPr>
+        <w:br/>
+      </w:r>
+      <w:r>
+        <w:rPr>
+          <w:b/>
+          <w:bCs/>
+        </w:rPr>
+        <w:lastRenderedPageBreak/>
+        <w:t>pop()</w:t>
+      </w:r>
+      <w:r>
+        <w:rPr>
+          <w:b/>
+          <w:bCs/>
+        </w:rPr>
+        <w:br/>
+        <w:t>mostrar()</w:t>
+      </w:r>
+      <w:r>
+        <w:rPr>
+          <w:b/>
+          <w:bCs/>
+        </w:rPr>
+        <w:br/>
+      </w:r>
+      <w:proofErr w:type="gramStart"/>
+      <w:r>
+        <w:rPr>
+          <w:b/>
+          <w:bCs/>
+        </w:rPr>
+        <w:t>top(</w:t>
+      </w:r>
+      <w:proofErr w:type="gramEnd"/>
+      <w:r>
+        <w:rPr>
+          <w:b/>
+          <w:bCs/>
+        </w:rPr>
+        <w:t>)</w:t>
+      </w:r>
+      <w:r>
+        <w:rPr>
+          <w:b/>
+          <w:bCs/>
+        </w:rPr>
+        <w:br/>
+        <w:t>Implementar un menú con opciones.</w:t>
+      </w:r>
+    </w:p>
+    <w:p>
+      <w:pPr>
+        <w:rPr>
+          <w:b/>
+          <w:bCs/>
+        </w:rPr>
+      </w:pPr>
+    </w:p>
+    <w:p>
+      <w:pPr>
+        <w:rPr>
+          <w:lang w:val="en-US"/>
+        </w:rPr>
+      </w:pPr>
+      <w:r>
+        <w:rPr>
+          <w:lang w:val="en-US"/>
+        </w:rPr>
+        <w:t>#include&lt;iostream&gt;</w:t>
+      </w:r>
+    </w:p>
+    <w:p>
+      <w:pPr>
+        <w:rPr>
+          <w:lang w:val="en-US"/>
+        </w:rPr>
+      </w:pPr>
+      <w:r>
+        <w:rPr>
+          <w:lang w:val="en-US"/>
+        </w:rPr>
+        <w:t>#include&lt;string&gt;</w:t>
+      </w:r>
+    </w:p>
+    <w:p>
+      <w:pPr>
+        <w:rPr>
+          <w:lang w:val="en-US"/>
+        </w:rPr>
+      </w:pPr>
+      <w:r>
+        <w:rPr>
+          <w:lang w:val="en-US"/>
+        </w:rPr>
+        <w:t>using namespace std;</w:t>
+      </w:r>
+    </w:p>
+    <w:p>
+      <w:pPr>
+        <w:rPr>
+          <w:lang w:val="en-US"/>
+        </w:rPr>
+      </w:pPr>
+    </w:p>
+    <w:p>
+      <w:pPr>
+        <w:rPr>
+          <w:lang w:val="en-US"/>
+        </w:rPr>
+      </w:pPr>
+      <w:r>
+        <w:rPr>
+          <w:lang w:val="en-US"/>
+        </w:rPr>
+        <w:t>const int MAX = 5;</w:t>
+      </w:r>
+    </w:p>
+    <w:p>
+      <w:pPr>
+        <w:rPr>
+          <w:lang w:val="en-US"/>
+        </w:rPr>
+      </w:pPr>
+      <w:r>
+        <w:rPr>
+          <w:lang w:val="en-US"/>
+        </w:rPr>
+        <w:t xml:space="preserve">string </w:t>
+      </w:r>
+      <w:proofErr w:type="gramStart"/>
+      <w:r>
+        <w:rPr>
+          <w:lang w:val="en-US"/>
+        </w:rPr>
+        <w:t>pila[</w:t>
+      </w:r>
+      <w:proofErr w:type="gramEnd"/>
+      <w:r>
+        <w:rPr>
+          <w:lang w:val="en-US"/>
+        </w:rPr>
+        <w:t>MAX];</w:t>
+      </w:r>
+    </w:p>
+    <w:p>
+      <w:proofErr w:type="spellStart"/>
+      <w:r>
+        <w:t>int</w:t>
+      </w:r>
+      <w:proofErr w:type="spellEnd"/>
+      <w:r>
+        <w:t xml:space="preserve"> tope = -1; // pila </w:t>
+      </w:r>
+      <w:proofErr w:type="spellStart"/>
+      <w:r>
+        <w:t>vacia</w:t>
+      </w:r>
+      <w:proofErr w:type="spellEnd"/>
+    </w:p>
+    <w:p/>
+    <w:p>
+      <w:r>
+        <w:t xml:space="preserve">// </w:t>
+      </w:r>
+      <w:proofErr w:type="spellStart"/>
+      <w:r>
+        <w:t>Funcion</w:t>
+      </w:r>
+      <w:proofErr w:type="spellEnd"/>
+      <w:r>
+        <w:t xml:space="preserve"> PUSH: insertar libro</w:t>
+      </w:r>
+    </w:p>
+    <w:p>
+      <w:pPr>
+        <w:rPr>
+          <w:lang w:val="en-US"/>
+        </w:rPr>
+      </w:pPr>
+      <w:r>
+        <w:rPr>
+          <w:lang w:val="en-US"/>
+        </w:rPr>
+        <w:t xml:space="preserve">void </w:t>
+      </w:r>
+      <w:proofErr w:type="gramStart"/>
+      <w:r>
+        <w:rPr>
+          <w:lang w:val="en-US"/>
+        </w:rPr>
+        <w:t>push(</w:t>
+      </w:r>
+      <w:proofErr w:type="gramEnd"/>
+      <w:r>
+        <w:rPr>
+          <w:lang w:val="en-US"/>
+        </w:rPr>
+        <w:t xml:space="preserve">string </w:t>
+      </w:r>
+      <w:proofErr w:type="spellStart"/>
+      <w:proofErr w:type="gramStart"/>
+      <w:r>
+        <w:rPr>
+          <w:lang w:val="en-US"/>
+        </w:rPr>
+        <w:t>libro</w:t>
+      </w:r>
+      <w:proofErr w:type="spellEnd"/>
+      <w:r>
+        <w:rPr>
+          <w:lang w:val="en-US"/>
+        </w:rPr>
+        <w:t>){</w:t>
+      </w:r>
+      <w:proofErr w:type="gramEnd"/>
+    </w:p>
+    <w:p>
+      <w:pPr>
+        <w:rPr>
+          <w:lang w:val="en-US"/>
+        </w:rPr>
+      </w:pPr>
+      <w:r>
+        <w:rPr>
+          <w:lang w:val="en-US"/>
+        </w:rPr>
+        <w:t xml:space="preserve">    </w:t>
+      </w:r>
+      <w:proofErr w:type="gramStart"/>
+      <w:r>
+        <w:rPr>
+          <w:lang w:val="en-US"/>
+        </w:rPr>
+        <w:t>if(</w:t>
+      </w:r>
+      <w:proofErr w:type="gramEnd"/>
+      <w:r>
+        <w:rPr>
+          <w:lang w:val="en-US"/>
+        </w:rPr>
+        <w:t xml:space="preserve">tope == MAX - </w:t>
+      </w:r>
+      <w:proofErr w:type="gramStart"/>
+      <w:r>
+        <w:rPr>
+          <w:lang w:val="en-US"/>
+        </w:rPr>
+        <w:t>1){</w:t>
+      </w:r>
+      <w:proofErr w:type="gramEnd"/>
+    </w:p>
+    <w:p>
+      <w:r>
+        <w:rPr>
+          <w:lang w:val="en-US"/>
+        </w:rPr>
+        <w:t xml:space="preserve">        </w:t>
+      </w:r>
+      <w:proofErr w:type="spellStart"/>
+      <w:r>
+        <w:t>cout</w:t>
+      </w:r>
+      <w:proofErr w:type="spellEnd"/>
+      <w:r>
+        <w:t xml:space="preserve">&lt;&lt;"Error: </w:t>
+      </w:r>
+      <w:proofErr w:type="spellStart"/>
+      <w:r>
+        <w:t>Overflow</w:t>
+      </w:r>
+      <w:proofErr w:type="spellEnd"/>
+      <w:r>
+        <w:t xml:space="preserve">. La pila </w:t>
+      </w:r>
+      <w:proofErr w:type="spellStart"/>
+      <w:r>
+        <w:t>esta</w:t>
+      </w:r>
+      <w:proofErr w:type="spellEnd"/>
+      <w:r>
+        <w:t xml:space="preserve"> llena."&lt;&lt;</w:t>
+      </w:r>
+      <w:proofErr w:type="spellStart"/>
+      <w:r>
+        <w:t>endl</w:t>
+      </w:r>
+      <w:proofErr w:type="spellEnd"/>
+      <w:r>
+        <w:t>;</w:t>
+      </w:r>
+    </w:p>
+    <w:p>
+      <w:r>
+        <w:t xml:space="preserve">    } </w:t>
+      </w:r>
+      <w:proofErr w:type="spellStart"/>
+      <w:r>
+        <w:t>else</w:t>
+      </w:r>
+      <w:proofErr w:type="spellEnd"/>
+      <w:r>
+        <w:t xml:space="preserve"> {</w:t>
+      </w:r>
+    </w:p>
+    <w:p>
+      <w:r>
+        <w:t>        pila[++tope] = libro;</w:t>
+      </w:r>
+    </w:p>
+    <w:p>
+      <w:r>
+        <w:t xml:space="preserve">        </w:t>
+      </w:r>
+      <w:proofErr w:type="spellStart"/>
+      <w:r>
+        <w:t>cout</w:t>
+      </w:r>
+      <w:proofErr w:type="spellEnd"/>
+      <w:r>
+        <w:t>&lt;&lt;"Libro '"&lt;&lt;libro&lt;&lt;"' insertado en la pila."&lt;&lt;</w:t>
+      </w:r>
+      <w:proofErr w:type="spellStart"/>
+      <w:r>
+        <w:t>endl</w:t>
+      </w:r>
+      <w:proofErr w:type="spellEnd"/>
+      <w:r>
+        <w:t>;</w:t>
+      </w:r>
+    </w:p>
+    <w:p>
+      <w:r>
+        <w:t>    }</w:t>
+      </w:r>
+    </w:p>
+    <w:p>
+      <w:r>
+        <w:t>}</w:t>
+      </w:r>
+    </w:p>
+    <w:p/>
+    <w:p>
+      <w:r>
+        <w:t xml:space="preserve">// </w:t>
+      </w:r>
+      <w:proofErr w:type="spellStart"/>
+      <w:r>
+        <w:t>Funcion</w:t>
+      </w:r>
+      <w:proofErr w:type="spellEnd"/>
+      <w:r>
+        <w:t xml:space="preserve"> POP: eliminar libro</w:t>
+      </w:r>
+    </w:p>
+    <w:p>
+      <w:proofErr w:type="spellStart"/>
+      <w:r>
+        <w:t>void</w:t>
+      </w:r>
+      <w:proofErr w:type="spellEnd"/>
+      <w:r>
+        <w:t xml:space="preserve"> </w:t>
+      </w:r>
+      <w:proofErr w:type="gramStart"/>
+      <w:r>
+        <w:t>pop(){</w:t>
+      </w:r>
+      <w:proofErr w:type="gramEnd"/>
+    </w:p>
+    <w:p>
+      <w:pPr>
+        <w:rPr>
+          <w:lang w:val="en-US"/>
+        </w:rPr>
+      </w:pPr>
+      <w:r>
+        <w:t xml:space="preserve">    </w:t>
+      </w:r>
+      <w:proofErr w:type="gramStart"/>
+      <w:r>
+        <w:rPr>
+          <w:lang w:val="en-US"/>
+        </w:rPr>
+        <w:t>if(</w:t>
+      </w:r>
+      <w:proofErr w:type="gramEnd"/>
+      <w:r>
+        <w:rPr>
+          <w:lang w:val="en-US"/>
+        </w:rPr>
+        <w:t>tope == -</w:t>
+      </w:r>
+      <w:proofErr w:type="gramStart"/>
+      <w:r>
+        <w:rPr>
+          <w:lang w:val="en-US"/>
+        </w:rPr>
+        <w:t>1){</w:t>
+      </w:r>
+      <w:proofErr w:type="gramEnd"/>
+    </w:p>
+    <w:p>
+      <w:r>
+        <w:rPr>
+          <w:lang w:val="en-US"/>
+        </w:rPr>
+        <w:t xml:space="preserve">        </w:t>
+      </w:r>
+      <w:proofErr w:type="spellStart"/>
+      <w:r>
+        <w:rPr>
+          <w:lang w:val="en-US"/>
+        </w:rPr>
+        <w:t>cout</w:t>
+      </w:r>
+      <w:proofErr w:type="spellEnd"/>
+      <w:r>
+        <w:rPr>
+          <w:lang w:val="en-US"/>
+        </w:rPr>
+        <w:t xml:space="preserve">&lt;&lt;"Error: Underflow. </w:t>
+      </w:r>
+      <w:r>
+        <w:t xml:space="preserve">La pila esta </w:t>
+      </w:r>
+      <w:proofErr w:type="spellStart"/>
+      <w:r>
+        <w:t>vacia</w:t>
+      </w:r>
+      <w:proofErr w:type="spellEnd"/>
+      <w:r>
+        <w:t>."&lt;&lt;</w:t>
+      </w:r>
+      <w:proofErr w:type="spellStart"/>
+      <w:r>
+        <w:t>endl</w:t>
+      </w:r>
+      <w:proofErr w:type="spellEnd"/>
+      <w:r>
+        <w:t>;</w:t>
+      </w:r>
+    </w:p>
+    <w:p>
+      <w:r>
+        <w:t xml:space="preserve">    } </w:t>
+      </w:r>
+      <w:proofErr w:type="spellStart"/>
+      <w:r>
+        <w:t>else</w:t>
+      </w:r>
+      <w:proofErr w:type="spellEnd"/>
+      <w:r>
+        <w:t xml:space="preserve"> {</w:t>
+      </w:r>
+    </w:p>
+    <w:p>
+      <w:r>
+        <w:t xml:space="preserve">        </w:t>
+      </w:r>
+      <w:proofErr w:type="spellStart"/>
+      <w:r>
+        <w:t>cout</w:t>
+      </w:r>
+      <w:proofErr w:type="spellEnd"/>
+      <w:r>
+        <w:t>&lt;&lt;"Libro eliminado: "&lt;&lt;pila[tope--]&lt;&lt;</w:t>
+      </w:r>
+      <w:proofErr w:type="spellStart"/>
+      <w:r>
+        <w:t>endl</w:t>
+      </w:r>
+      <w:proofErr w:type="spellEnd"/>
+      <w:r>
+        <w:t>;</w:t>
+      </w:r>
+    </w:p>
+    <w:p>
+      <w:r>
+        <w:t>    }</w:t>
+      </w:r>
+    </w:p>
+    <w:p>
+      <w:r>
+        <w:t>}</w:t>
+      </w:r>
+    </w:p>
+    <w:p/>
+    <w:p>
+      <w:r>
+        <w:lastRenderedPageBreak/>
+        <w:t xml:space="preserve">// </w:t>
+      </w:r>
+      <w:proofErr w:type="spellStart"/>
+      <w:r>
+        <w:t>Funcion</w:t>
+      </w:r>
+      <w:proofErr w:type="spellEnd"/>
+      <w:r>
+        <w:t xml:space="preserve"> TOP: consultar el </w:t>
+      </w:r>
+      <w:proofErr w:type="spellStart"/>
+      <w:r>
+        <w:t>ultimo</w:t>
+      </w:r>
+      <w:proofErr w:type="spellEnd"/>
+      <w:r>
+        <w:t xml:space="preserve"> libro</w:t>
+      </w:r>
+    </w:p>
+    <w:p>
+      <w:pPr>
+        <w:rPr>
+          <w:lang w:val="en-US"/>
+        </w:rPr>
+      </w:pPr>
+      <w:r>
+        <w:rPr>
+          <w:lang w:val="en-US"/>
+        </w:rPr>
+        <w:t xml:space="preserve">void </w:t>
+      </w:r>
+      <w:proofErr w:type="gramStart"/>
+      <w:r>
+        <w:rPr>
+          <w:lang w:val="en-US"/>
+        </w:rPr>
+        <w:t>top(){</w:t>
+      </w:r>
+      <w:proofErr w:type="gramEnd"/>
+    </w:p>
+    <w:p>
+      <w:pPr>
+        <w:rPr>
+          <w:lang w:val="en-US"/>
+        </w:rPr>
+      </w:pPr>
+      <w:r>
+        <w:rPr>
+          <w:lang w:val="en-US"/>
+        </w:rPr>
+        <w:t xml:space="preserve">    </w:t>
+      </w:r>
+      <w:proofErr w:type="gramStart"/>
+      <w:r>
+        <w:rPr>
+          <w:lang w:val="en-US"/>
+        </w:rPr>
+        <w:t>if(</w:t>
+      </w:r>
+      <w:proofErr w:type="gramEnd"/>
+      <w:r>
+        <w:rPr>
+          <w:lang w:val="en-US"/>
+        </w:rPr>
+        <w:t>tope == -</w:t>
+      </w:r>
+      <w:proofErr w:type="gramStart"/>
+      <w:r>
+        <w:rPr>
+          <w:lang w:val="en-US"/>
+        </w:rPr>
+        <w:t>1){</w:t>
+      </w:r>
+      <w:proofErr w:type="gramEnd"/>
+    </w:p>
+    <w:p>
+      <w:r>
+        <w:rPr>
+          <w:lang w:val="en-US"/>
+        </w:rPr>
+        <w:t xml:space="preserve">        </w:t>
+      </w:r>
+      <w:proofErr w:type="spellStart"/>
+      <w:r>
+        <w:rPr>
+          <w:lang w:val="en-US"/>
+        </w:rPr>
+        <w:t>cout</w:t>
+      </w:r>
+      <w:proofErr w:type="spellEnd"/>
+      <w:r>
+        <w:rPr>
+          <w:lang w:val="en-US"/>
+        </w:rPr>
+        <w:t xml:space="preserve">&lt;&lt;"Error: Underflow. </w:t>
+      </w:r>
+      <w:r>
+        <w:t xml:space="preserve">La pila esta </w:t>
+      </w:r>
+      <w:proofErr w:type="spellStart"/>
+      <w:r>
+        <w:t>vacia</w:t>
+      </w:r>
+      <w:proofErr w:type="spellEnd"/>
+      <w:r>
+        <w:t>."&lt;&lt;</w:t>
+      </w:r>
+      <w:proofErr w:type="spellStart"/>
+      <w:r>
+        <w:t>endl</w:t>
+      </w:r>
+      <w:proofErr w:type="spellEnd"/>
+      <w:r>
+        <w:t>;</w:t>
+      </w:r>
+    </w:p>
+    <w:p>
+      <w:r>
+        <w:t xml:space="preserve">    } </w:t>
+      </w:r>
+      <w:proofErr w:type="spellStart"/>
+      <w:r>
+        <w:t>else</w:t>
+      </w:r>
+      <w:proofErr w:type="spellEnd"/>
+      <w:r>
+        <w:t xml:space="preserve"> {</w:t>
+      </w:r>
+    </w:p>
+    <w:p>
+      <w:r>
+        <w:t xml:space="preserve">        </w:t>
+      </w:r>
+      <w:proofErr w:type="spellStart"/>
+      <w:r>
+        <w:t>cout</w:t>
+      </w:r>
+      <w:proofErr w:type="spellEnd"/>
+      <w:r>
+        <w:t>&lt;&lt;"Libro en el TOPE: "&lt;&lt;pila[tope]&lt;&lt;</w:t>
+      </w:r>
+      <w:proofErr w:type="spellStart"/>
+      <w:r>
+        <w:t>endl</w:t>
+      </w:r>
+      <w:proofErr w:type="spellEnd"/>
+      <w:r>
+        <w:t>;</w:t>
+      </w:r>
+    </w:p>
+    <w:p>
+      <w:r>
+        <w:t>    }</w:t>
+      </w:r>
+    </w:p>
+    <w:p>
+      <w:r>
+        <w:t>}</w:t>
+      </w:r>
+    </w:p>
+    <w:p/>
+    <w:p>
+      <w:r>
+        <w:t xml:space="preserve">// </w:t>
+      </w:r>
+      <w:proofErr w:type="spellStart"/>
+      <w:r>
+        <w:t>Funcion</w:t>
+      </w:r>
+      <w:proofErr w:type="spellEnd"/>
+      <w:r>
+        <w:t xml:space="preserve"> MOSTRAR: recorrer la pila</w:t>
+      </w:r>
+    </w:p>
+    <w:p>
+      <w:proofErr w:type="spellStart"/>
+      <w:r>
+        <w:t>void</w:t>
+      </w:r>
+      <w:proofErr w:type="spellEnd"/>
+      <w:r>
+        <w:t xml:space="preserve"> </w:t>
+      </w:r>
+      <w:proofErr w:type="gramStart"/>
+      <w:r>
+        <w:t>mostrar(){</w:t>
+      </w:r>
+      <w:proofErr w:type="gramEnd"/>
+    </w:p>
+    <w:p>
+      <w:pPr>
+        <w:rPr>
+          <w:lang w:val="en-US"/>
+        </w:rPr>
+      </w:pPr>
+      <w:r>
+        <w:t xml:space="preserve">    </w:t>
+      </w:r>
+      <w:proofErr w:type="gramStart"/>
+      <w:r>
+        <w:rPr>
+          <w:lang w:val="en-US"/>
+        </w:rPr>
+        <w:t>if(</w:t>
+      </w:r>
+      <w:proofErr w:type="gramEnd"/>
+      <w:r>
+        <w:rPr>
+          <w:lang w:val="en-US"/>
+        </w:rPr>
+        <w:t>tope == -</w:t>
+      </w:r>
+      <w:proofErr w:type="gramStart"/>
+      <w:r>
+        <w:rPr>
+          <w:lang w:val="en-US"/>
+        </w:rPr>
+        <w:t>1){</w:t>
+      </w:r>
+      <w:proofErr w:type="gramEnd"/>
+    </w:p>
+    <w:p>
+      <w:r>
+        <w:rPr>
+          <w:lang w:val="en-US"/>
+        </w:rPr>
+        <w:t xml:space="preserve">        </w:t>
+      </w:r>
+      <w:proofErr w:type="spellStart"/>
+      <w:r>
+        <w:rPr>
+          <w:lang w:val="en-US"/>
+        </w:rPr>
+        <w:t>cout</w:t>
+      </w:r>
+      <w:proofErr w:type="spellEnd"/>
+      <w:r>
+        <w:rPr>
+          <w:lang w:val="en-US"/>
+        </w:rPr>
+        <w:t xml:space="preserve">&lt;&lt;"Error: Underflow. </w:t>
+      </w:r>
+      <w:r>
+        <w:t xml:space="preserve">La pila esta </w:t>
+      </w:r>
+      <w:proofErr w:type="spellStart"/>
+      <w:r>
+        <w:t>vacia</w:t>
+      </w:r>
+      <w:proofErr w:type="spellEnd"/>
+      <w:r>
+        <w:t>."&lt;&lt;</w:t>
+      </w:r>
+      <w:proofErr w:type="spellStart"/>
+      <w:r>
+        <w:t>endl</w:t>
+      </w:r>
+      <w:proofErr w:type="spellEnd"/>
+      <w:r>
+        <w:t>;</w:t>
+      </w:r>
+    </w:p>
+    <w:p>
+      <w:r>
+        <w:t xml:space="preserve">    } </w:t>
+      </w:r>
+      <w:proofErr w:type="spellStart"/>
+      <w:r>
+        <w:t>else</w:t>
+      </w:r>
+      <w:proofErr w:type="spellEnd"/>
+      <w:r>
+        <w:t xml:space="preserve"> {</w:t>
+      </w:r>
+    </w:p>
+    <w:p>
+      <w:r>
+        <w:t xml:space="preserve">        </w:t>
+      </w:r>
+      <w:proofErr w:type="spellStart"/>
+      <w:r>
+        <w:t>cout</w:t>
+      </w:r>
+      <w:proofErr w:type="spellEnd"/>
+      <w:r>
+        <w:t>&lt;&lt;"\n--- Libros almacenados ---"&lt;&lt;</w:t>
+      </w:r>
+      <w:proofErr w:type="spellStart"/>
+      <w:r>
+        <w:t>endl</w:t>
+      </w:r>
+      <w:proofErr w:type="spellEnd"/>
+      <w:r>
+        <w:t>;</w:t>
+      </w:r>
+    </w:p>
+    <w:p>
+      <w:pPr>
+        <w:rPr>
+          <w:lang w:val="en-US"/>
+        </w:rPr>
+      </w:pPr>
+      <w:r>
+        <w:t xml:space="preserve">        </w:t>
+      </w:r>
+      <w:proofErr w:type="gramStart"/>
+      <w:r>
+        <w:rPr>
+          <w:lang w:val="en-US"/>
+        </w:rPr>
+        <w:t>for(</w:t>
+      </w:r>
+      <w:proofErr w:type="gramEnd"/>
+      <w:r>
+        <w:rPr>
+          <w:lang w:val="en-US"/>
+        </w:rPr>
+        <w:t xml:space="preserve">int </w:t>
+      </w:r>
+      <w:proofErr w:type="spellStart"/>
+      <w:r>
+        <w:rPr>
+          <w:lang w:val="en-US"/>
+        </w:rPr>
+        <w:t>i</w:t>
+      </w:r>
+      <w:proofErr w:type="spellEnd"/>
+      <w:r>
+        <w:rPr>
+          <w:lang w:val="en-US"/>
+        </w:rPr>
+        <w:t xml:space="preserve"> = tope; </w:t>
+      </w:r>
+      <w:proofErr w:type="spellStart"/>
+      <w:r>
+        <w:rPr>
+          <w:lang w:val="en-US"/>
+        </w:rPr>
+        <w:t>i</w:t>
+      </w:r>
+      <w:proofErr w:type="spellEnd"/>
+      <w:r>
+        <w:rPr>
+          <w:lang w:val="en-US"/>
+        </w:rPr>
+        <w:t xml:space="preserve"> &gt;= 0; </w:t>
+      </w:r>
+      <w:proofErr w:type="spellStart"/>
+      <w:r>
+        <w:rPr>
+          <w:lang w:val="en-US"/>
+        </w:rPr>
+        <w:t>i</w:t>
+      </w:r>
+      <w:proofErr w:type="spellEnd"/>
+      <w:proofErr w:type="gramStart"/>
+      <w:r>
+        <w:rPr>
+          <w:lang w:val="en-US"/>
+        </w:rPr>
+        <w:t>--){</w:t>
+      </w:r>
+      <w:proofErr w:type="gramEnd"/>
+    </w:p>
+    <w:p>
+      <w:pPr>
+        <w:rPr>
+          <w:lang w:val="en-US"/>
+        </w:rPr>
+      </w:pPr>
+      <w:r>
+        <w:rPr>
+          <w:lang w:val="en-US"/>
+        </w:rPr>
+        <w:t xml:space="preserve">            </w:t>
+      </w:r>
+      <w:proofErr w:type="spellStart"/>
+      <w:r>
+        <w:rPr>
+          <w:lang w:val="en-US"/>
+        </w:rPr>
+        <w:t>cout</w:t>
+      </w:r>
+      <w:proofErr w:type="spellEnd"/>
+      <w:r>
+        <w:rPr>
+          <w:lang w:val="en-US"/>
+        </w:rPr>
+        <w:t>&lt;&lt;pila[</w:t>
+      </w:r>
+      <w:proofErr w:type="spellStart"/>
+      <w:r>
+        <w:rPr>
+          <w:lang w:val="en-US"/>
+        </w:rPr>
+        <w:t>i</w:t>
+      </w:r>
+      <w:proofErr w:type="spellEnd"/>
+      <w:r>
+        <w:rPr>
+          <w:lang w:val="en-US"/>
+        </w:rPr>
+        <w:t>]&lt;&lt;</w:t>
+      </w:r>
+      <w:proofErr w:type="spellStart"/>
+      <w:r>
+        <w:rPr>
+          <w:lang w:val="en-US"/>
+        </w:rPr>
+        <w:t>endl</w:t>
+      </w:r>
+      <w:proofErr w:type="spellEnd"/>
+      <w:r>
+        <w:rPr>
+          <w:lang w:val="en-US"/>
+        </w:rPr>
+        <w:t>;</w:t>
+      </w:r>
+    </w:p>
+    <w:p>
+      <w:pPr>
+        <w:rPr>
+          <w:lang w:val="en-US"/>
+        </w:rPr>
+      </w:pPr>
+      <w:r>
+        <w:rPr>
+          <w:lang w:val="en-US"/>
+        </w:rPr>
+        <w:t>        }</w:t>
+      </w:r>
+    </w:p>
+    <w:p>
+      <w:pPr>
+        <w:rPr>
+          <w:lang w:val="en-US"/>
+        </w:rPr>
+      </w:pPr>
+      <w:r>
+        <w:rPr>
+          <w:lang w:val="en-US"/>
+        </w:rPr>
+        <w:t>    }</w:t>
+      </w:r>
+    </w:p>
+    <w:p>
+      <w:pPr>
+        <w:rPr>
+          <w:lang w:val="en-US"/>
+        </w:rPr>
+      </w:pPr>
+      <w:r>
+        <w:rPr>
+          <w:lang w:val="en-US"/>
+        </w:rPr>
+        <w:t>}</w:t>
+      </w:r>
+    </w:p>
+    <w:p>
+      <w:pPr>
+        <w:rPr>
+          <w:lang w:val="en-US"/>
+        </w:rPr>
+      </w:pPr>
+    </w:p>
+    <w:p>
+      <w:pPr>
+        <w:rPr>
+          <w:lang w:val="en-US"/>
+        </w:rPr>
+      </w:pPr>
+      <w:r>
+        <w:rPr>
+          <w:lang w:val="en-US"/>
+        </w:rPr>
+        <w:t xml:space="preserve">int </w:t>
+      </w:r>
+      <w:proofErr w:type="gramStart"/>
+      <w:r>
+        <w:rPr>
+          <w:lang w:val="en-US"/>
+        </w:rPr>
+        <w:t>main(){</w:t>
+      </w:r>
+      <w:proofErr w:type="gramEnd"/>
+    </w:p>
+    <w:p>
+      <w:pPr>
+        <w:rPr>
+          <w:lang w:val="en-US"/>
+        </w:rPr>
+      </w:pPr>
+      <w:r>
+        <w:rPr>
+          <w:lang w:val="en-US"/>
+        </w:rPr>
+        <w:t xml:space="preserve">    int </w:t>
+      </w:r>
+      <w:proofErr w:type="spellStart"/>
+      <w:r>
+        <w:rPr>
+          <w:lang w:val="en-US"/>
+        </w:rPr>
+        <w:t>opcion</w:t>
+      </w:r>
+      <w:proofErr w:type="spellEnd"/>
+      <w:r>
+        <w:rPr>
+          <w:lang w:val="en-US"/>
+        </w:rPr>
+        <w:t>;</w:t>
+      </w:r>
+    </w:p>
+    <w:p>
+      <w:pPr>
+        <w:rPr>
+          <w:lang w:val="en-US"/>
+        </w:rPr>
+      </w:pPr>
+      <w:r>
+        <w:rPr>
+          <w:lang w:val="en-US"/>
+        </w:rPr>
+        <w:t xml:space="preserve">    string </w:t>
+      </w:r>
+      <w:proofErr w:type="spellStart"/>
+      <w:r>
+        <w:rPr>
+          <w:lang w:val="en-US"/>
+        </w:rPr>
+        <w:t>libro</w:t>
+      </w:r>
+      <w:proofErr w:type="spellEnd"/>
+      <w:r>
+        <w:rPr>
+          <w:lang w:val="en-US"/>
+        </w:rPr>
+        <w:t>;</w:t>
+      </w:r>
+    </w:p>
+    <w:p>
+      <w:pPr>
+        <w:rPr>
+          <w:lang w:val="en-US"/>
+        </w:rPr>
+      </w:pPr>
+    </w:p>
+    <w:p>
+      <w:pPr>
+        <w:rPr>
+          <w:lang w:val="en-US"/>
+        </w:rPr>
+      </w:pPr>
+      <w:r>
+        <w:rPr>
+          <w:lang w:val="en-US"/>
+        </w:rPr>
+        <w:t>    do {</w:t>
+      </w:r>
+    </w:p>
+    <w:p>
+      <w:r>
+        <w:rPr>
+          <w:lang w:val="en-US"/>
+        </w:rPr>
+        <w:t xml:space="preserve">        </w:t>
+      </w:r>
+      <w:proofErr w:type="spellStart"/>
+      <w:r>
+        <w:t>cout</w:t>
+      </w:r>
+      <w:proofErr w:type="spellEnd"/>
+      <w:r>
+        <w:t>&lt;&lt;"\n--- MENU BIBLIOTECA ---"&lt;&lt;</w:t>
+      </w:r>
+      <w:proofErr w:type="spellStart"/>
+      <w:r>
+        <w:t>endl</w:t>
+      </w:r>
+      <w:proofErr w:type="spellEnd"/>
+      <w:r>
+        <w:t>;</w:t>
+      </w:r>
+    </w:p>
+    <w:p>
+      <w:r>
+        <w:t xml:space="preserve">        </w:t>
+      </w:r>
+      <w:proofErr w:type="spellStart"/>
+      <w:r>
+        <w:t>cout</w:t>
+      </w:r>
+      <w:proofErr w:type="spellEnd"/>
+      <w:r>
+        <w:t>&lt;&lt;"1. Insertar libro (PUSH)"&lt;&lt;</w:t>
+      </w:r>
+      <w:proofErr w:type="spellStart"/>
+      <w:r>
+        <w:t>endl</w:t>
+      </w:r>
+      <w:proofErr w:type="spellEnd"/>
+      <w:r>
+        <w:t>;</w:t>
+      </w:r>
+    </w:p>
+    <w:p>
+      <w:r>
+        <w:t xml:space="preserve">        </w:t>
+      </w:r>
+      <w:proofErr w:type="spellStart"/>
+      <w:r>
+        <w:t>cout</w:t>
+      </w:r>
+      <w:proofErr w:type="spellEnd"/>
+      <w:r>
+        <w:t>&lt;&lt;"2. Eliminar libro (POP)"&lt;&lt;</w:t>
+      </w:r>
+      <w:proofErr w:type="spellStart"/>
+      <w:r>
+        <w:t>endl</w:t>
+      </w:r>
+      <w:proofErr w:type="spellEnd"/>
+      <w:r>
+        <w:t>;</w:t>
+      </w:r>
+    </w:p>
+    <w:p>
+      <w:r>
+        <w:t xml:space="preserve">        </w:t>
+      </w:r>
+      <w:proofErr w:type="spellStart"/>
+      <w:r>
+        <w:t>cout</w:t>
+      </w:r>
+      <w:proofErr w:type="spellEnd"/>
+      <w:r>
+        <w:t>&lt;&lt;"3. Consultar libro en el TOPE"&lt;&lt;</w:t>
+      </w:r>
+      <w:proofErr w:type="spellStart"/>
+      <w:r>
+        <w:t>endl</w:t>
+      </w:r>
+      <w:proofErr w:type="spellEnd"/>
+      <w:r>
+        <w:t>;</w:t>
+      </w:r>
+    </w:p>
+    <w:p>
+      <w:r>
+        <w:t xml:space="preserve">        </w:t>
+      </w:r>
+      <w:proofErr w:type="spellStart"/>
+      <w:r>
+        <w:t>cout</w:t>
+      </w:r>
+      <w:proofErr w:type="spellEnd"/>
+      <w:r>
+        <w:t>&lt;&lt;"4. Mostrar libros"&lt;&lt;</w:t>
+      </w:r>
+      <w:proofErr w:type="spellStart"/>
+      <w:r>
+        <w:t>endl</w:t>
+      </w:r>
+      <w:proofErr w:type="spellEnd"/>
+      <w:r>
+        <w:t>;</w:t>
+      </w:r>
+    </w:p>
+    <w:p>
+      <w:r>
+        <w:lastRenderedPageBreak/>
+        <w:t xml:space="preserve">        </w:t>
+      </w:r>
+      <w:proofErr w:type="spellStart"/>
+      <w:r>
+        <w:t>cout</w:t>
+      </w:r>
+      <w:proofErr w:type="spellEnd"/>
+      <w:r>
+        <w:t>&lt;&lt;"5. Salir"&lt;&lt;</w:t>
+      </w:r>
+      <w:proofErr w:type="spellStart"/>
+      <w:r>
+        <w:t>endl</w:t>
+      </w:r>
+      <w:proofErr w:type="spellEnd"/>
+      <w:r>
+        <w:t>;</w:t>
+      </w:r>
+    </w:p>
+    <w:p>
+      <w:r>
+        <w:t xml:space="preserve">        </w:t>
+      </w:r>
+      <w:proofErr w:type="spellStart"/>
+      <w:r>
+        <w:t>cout</w:t>
+      </w:r>
+      <w:proofErr w:type="spellEnd"/>
+      <w:r>
+        <w:t xml:space="preserve">&lt;&lt;"Seleccione una </w:t>
+      </w:r>
+      <w:proofErr w:type="spellStart"/>
+      <w:r>
+        <w:t>opcion</w:t>
+      </w:r>
+      <w:proofErr w:type="spellEnd"/>
+      <w:r>
+        <w:t>: ";</w:t>
+      </w:r>
+    </w:p>
+    <w:p>
+      <w:pPr>
+        <w:rPr>
+          <w:lang w:val="en-US"/>
+        </w:rPr>
+      </w:pPr>
+      <w:r>
+        <w:t xml:space="preserve">        </w:t>
+      </w:r>
+      <w:proofErr w:type="spellStart"/>
+      <w:r>
+        <w:rPr>
+          <w:lang w:val="en-US"/>
+        </w:rPr>
+        <w:t>cin</w:t>
+      </w:r>
+      <w:proofErr w:type="spellEnd"/>
+      <w:r>
+        <w:rPr>
+          <w:lang w:val="en-US"/>
+        </w:rPr>
+        <w:t>&gt;&gt;</w:t>
+      </w:r>
+      <w:proofErr w:type="spellStart"/>
+      <w:r>
+        <w:rPr>
+          <w:lang w:val="en-US"/>
+        </w:rPr>
+        <w:t>opcion</w:t>
+      </w:r>
+      <w:proofErr w:type="spellEnd"/>
+      <w:r>
+        <w:rPr>
+          <w:lang w:val="en-US"/>
+        </w:rPr>
+        <w:t>;</w:t>
+      </w:r>
+    </w:p>
+    <w:p>
+      <w:pPr>
+        <w:rPr>
+          <w:lang w:val="en-US"/>
+        </w:rPr>
+      </w:pPr>
+      <w:r>
+        <w:rPr>
+          <w:lang w:val="en-US"/>
+        </w:rPr>
+        <w:t xml:space="preserve">        </w:t>
+      </w:r>
+      <w:proofErr w:type="spellStart"/>
+      <w:proofErr w:type="gramStart"/>
+      <w:r>
+        <w:rPr>
+          <w:lang w:val="en-US"/>
+        </w:rPr>
+        <w:t>cin.ignore</w:t>
+      </w:r>
+      <w:proofErr w:type="spellEnd"/>
+      <w:proofErr w:type="gramEnd"/>
+      <w:r>
+        <w:rPr>
+          <w:lang w:val="en-US"/>
+        </w:rPr>
+        <w:t>();</w:t>
+      </w:r>
+    </w:p>
+    <w:p>
+      <w:pPr>
+        <w:rPr>
+          <w:lang w:val="en-US"/>
+        </w:rPr>
+      </w:pPr>
+    </w:p>
+    <w:p>
+      <w:pPr>
+        <w:rPr>
+          <w:lang w:val="en-US"/>
+        </w:rPr>
+      </w:pPr>
+      <w:r>
+        <w:rPr>
+          <w:lang w:val="en-US"/>
+        </w:rPr>
+        <w:t>        switch(</w:t>
+      </w:r>
+      <w:proofErr w:type="spellStart"/>
+      <w:r>
+        <w:rPr>
+          <w:lang w:val="en-US"/>
+        </w:rPr>
+        <w:t>opcion</w:t>
+      </w:r>
+      <w:proofErr w:type="spellEnd"/>
+      <w:proofErr w:type="gramStart"/>
+      <w:r>
+        <w:rPr>
+          <w:lang w:val="en-US"/>
+        </w:rPr>
+        <w:t>){</w:t>
+      </w:r>
+      <w:proofErr w:type="gramEnd"/>
+    </w:p>
+    <w:p>
+      <w:pPr>
+        <w:rPr>
+          <w:lang w:val="en-US"/>
+        </w:rPr>
+      </w:pPr>
+      <w:r>
+        <w:rPr>
+          <w:lang w:val="en-US"/>
+        </w:rPr>
+        <w:t>            case 1:</w:t>
+      </w:r>
+    </w:p>
+    <w:p>
+      <w:r>
+        <w:rPr>
+          <w:lang w:val="en-US"/>
+        </w:rPr>
+        <w:t xml:space="preserve">                </w:t>
+      </w:r>
+      <w:proofErr w:type="spellStart"/>
+      <w:r>
+        <w:t>cout</w:t>
+      </w:r>
+      <w:proofErr w:type="spellEnd"/>
+      <w:r>
+        <w:t xml:space="preserve">&lt;&lt;"Ingrese el </w:t>
+      </w:r>
+      <w:proofErr w:type="spellStart"/>
+      <w:r>
+        <w:t>titulo</w:t>
+      </w:r>
+      <w:proofErr w:type="spellEnd"/>
+      <w:r>
+        <w:t xml:space="preserve"> del libro: ";</w:t>
+      </w:r>
+    </w:p>
+    <w:p>
+      <w:r>
+        <w:t xml:space="preserve">                </w:t>
+      </w:r>
+      <w:proofErr w:type="spellStart"/>
+      <w:proofErr w:type="gramStart"/>
+      <w:r>
+        <w:t>getline</w:t>
+      </w:r>
+      <w:proofErr w:type="spellEnd"/>
+      <w:r>
+        <w:t>(</w:t>
+      </w:r>
+      <w:proofErr w:type="spellStart"/>
+      <w:proofErr w:type="gramEnd"/>
+      <w:r>
+        <w:t>cin</w:t>
+      </w:r>
+      <w:proofErr w:type="spellEnd"/>
+      <w:r>
+        <w:t>, libro);</w:t>
+      </w:r>
+    </w:p>
+    <w:p>
+      <w:r>
+        <w:t xml:space="preserve">                </w:t>
+      </w:r>
+      <w:proofErr w:type="spellStart"/>
+      <w:r>
+        <w:t>push</w:t>
+      </w:r>
+      <w:proofErr w:type="spellEnd"/>
+      <w:r>
+        <w:t>(libro);</w:t>
+      </w:r>
+    </w:p>
+    <w:p>
+      <w:pPr>
+        <w:rPr>
+          <w:lang w:val="en-US"/>
+        </w:rPr>
+      </w:pPr>
+      <w:r>
+        <w:t xml:space="preserve">                </w:t>
+      </w:r>
+      <w:r>
+        <w:rPr>
+          <w:lang w:val="en-US"/>
+        </w:rPr>
+        <w:t>break;</w:t>
+      </w:r>
+    </w:p>
+    <w:p>
+      <w:pPr>
+        <w:rPr>
+          <w:lang w:val="en-US"/>
+        </w:rPr>
+      </w:pPr>
+    </w:p>
+    <w:p>
+      <w:pPr>
+        <w:rPr>
+          <w:lang w:val="en-US"/>
+        </w:rPr>
+      </w:pPr>
+      <w:r>
+        <w:rPr>
+          <w:lang w:val="en-US"/>
+        </w:rPr>
+        <w:t>            case 2:</w:t>
+      </w:r>
+    </w:p>
+    <w:p>
+      <w:pPr>
+        <w:rPr>
+          <w:lang w:val="en-US"/>
+        </w:rPr>
+      </w:pPr>
+      <w:r>
+        <w:rPr>
+          <w:lang w:val="en-US"/>
+        </w:rPr>
+        <w:t xml:space="preserve">                </w:t>
+      </w:r>
+      <w:proofErr w:type="gramStart"/>
+      <w:r>
+        <w:rPr>
+          <w:lang w:val="en-US"/>
+        </w:rPr>
+        <w:t>pop(</w:t>
+      </w:r>
+      <w:proofErr w:type="gramEnd"/>
+      <w:r>
+        <w:rPr>
+          <w:lang w:val="en-US"/>
+        </w:rPr>
+        <w:t>);</w:t>
+      </w:r>
+    </w:p>
+    <w:p>
+      <w:pPr>
+        <w:rPr>
+          <w:lang w:val="en-US"/>
+        </w:rPr>
+      </w:pPr>
+      <w:r>
+        <w:rPr>
+          <w:lang w:val="en-US"/>
+        </w:rPr>
+        <w:t>                break;</w:t>
+      </w:r>
+    </w:p>
+    <w:p>
+      <w:pPr>
+        <w:rPr>
+          <w:lang w:val="en-US"/>
+        </w:rPr>
+      </w:pPr>
+    </w:p>
+    <w:p>
+      <w:pPr>
+        <w:rPr>
+          <w:lang w:val="en-US"/>
+        </w:rPr>
+      </w:pPr>
+      <w:r>
+        <w:rPr>
+          <w:lang w:val="en-US"/>
+        </w:rPr>
+        <w:t>            case 3:</w:t>
+      </w:r>
+    </w:p>
+    <w:p>
+      <w:pPr>
+        <w:rPr>
+          <w:lang w:val="en-US"/>
+        </w:rPr>
+      </w:pPr>
+      <w:r>
+        <w:rPr>
+          <w:lang w:val="en-US"/>
+        </w:rPr>
+        <w:t xml:space="preserve">                </w:t>
+      </w:r>
+      <w:proofErr w:type="gramStart"/>
+      <w:r>
+        <w:rPr>
+          <w:lang w:val="en-US"/>
+        </w:rPr>
+        <w:t>top(</w:t>
+      </w:r>
+      <w:proofErr w:type="gramEnd"/>
+      <w:r>
+        <w:rPr>
+          <w:lang w:val="en-US"/>
+        </w:rPr>
+        <w:t>);</w:t>
+      </w:r>
+    </w:p>
+    <w:p>
+      <w:pPr>
+        <w:rPr>
+          <w:lang w:val="en-US"/>
+        </w:rPr>
+      </w:pPr>
+      <w:r>
+        <w:rPr>
+          <w:lang w:val="en-US"/>
+        </w:rPr>
+        <w:t>                break;</w:t>
+      </w:r>
+    </w:p>
+    <w:p>
+      <w:pPr>
+        <w:rPr>
+          <w:lang w:val="en-US"/>
+        </w:rPr>
+      </w:pPr>
+    </w:p>
+    <w:p>
+      <w:pPr>
+        <w:rPr>
+          <w:lang w:val="en-US"/>
+        </w:rPr>
+      </w:pPr>
+      <w:r>
+        <w:rPr>
+          <w:lang w:val="en-US"/>
+        </w:rPr>
+        <w:t>            case 4:</w:t>
+      </w:r>
+    </w:p>
+    <w:p>
+      <w:pPr>
+        <w:rPr>
+          <w:lang w:val="en-US"/>
+        </w:rPr>
+      </w:pPr>
+      <w:r>
+        <w:rPr>
+          <w:lang w:val="en-US"/>
+        </w:rPr>
+        <w:t xml:space="preserve">                </w:t>
+      </w:r>
+      <w:proofErr w:type="spellStart"/>
+      <w:proofErr w:type="gramStart"/>
+      <w:r>
+        <w:rPr>
+          <w:lang w:val="en-US"/>
+        </w:rPr>
+        <w:t>mostrar</w:t>
+      </w:r>
+      <w:proofErr w:type="spellEnd"/>
+      <w:r>
+        <w:rPr>
+          <w:lang w:val="en-US"/>
+        </w:rPr>
+        <w:t>(</w:t>
+      </w:r>
+      <w:proofErr w:type="gramEnd"/>
+      <w:r>
+        <w:rPr>
+          <w:lang w:val="en-US"/>
+        </w:rPr>
+        <w:t>);</w:t>
+      </w:r>
+    </w:p>
+    <w:p>
+      <w:pPr>
+        <w:rPr>
+          <w:lang w:val="en-US"/>
+        </w:rPr>
+      </w:pPr>
+      <w:r>
+        <w:rPr>
+          <w:lang w:val="en-US"/>
+        </w:rPr>
+        <w:t>                break;</w:t>
+      </w:r>
+    </w:p>
+    <w:p>
+      <w:pPr>
+        <w:rPr>
+          <w:lang w:val="en-US"/>
+        </w:rPr>
+      </w:pPr>
+    </w:p>
+    <w:p>
+      <w:r>
+        <w:rPr>
+          <w:lang w:val="en-US"/>
+        </w:rPr>
+        <w:t xml:space="preserve">            </w:t>
+      </w:r>
+      <w:r>
+        <w:t>case 5:</w:t>
+      </w:r>
+    </w:p>
+    <w:p>
+      <w:r>
+        <w:t xml:space="preserve">                </w:t>
+      </w:r>
+      <w:proofErr w:type="spellStart"/>
+      <w:r>
+        <w:t>cout</w:t>
+      </w:r>
+      <w:proofErr w:type="spellEnd"/>
+      <w:r>
+        <w:t>&lt;&lt;"Saliendo del programa..."&lt;&lt;</w:t>
+      </w:r>
+      <w:proofErr w:type="spellStart"/>
+      <w:r>
+        <w:t>endl</w:t>
+      </w:r>
+      <w:proofErr w:type="spellEnd"/>
+      <w:r>
+        <w:t>;</w:t>
+      </w:r>
+    </w:p>
+    <w:p>
+      <w:pPr>
+        <w:rPr>
+          <w:lang w:val="en-US"/>
+        </w:rPr>
+      </w:pPr>
+      <w:r>
+        <w:t xml:space="preserve">                </w:t>
+      </w:r>
+      <w:r>
+        <w:rPr>
+          <w:lang w:val="en-US"/>
+        </w:rPr>
+        <w:t>break;</w:t>
+      </w:r>
+    </w:p>
+    <w:p>
+      <w:pPr>
+        <w:rPr>
+          <w:lang w:val="en-US"/>
+        </w:rPr>
+      </w:pPr>
+    </w:p>
+    <w:p>
+      <w:pPr>
+        <w:rPr>
+          <w:lang w:val="en-US"/>
+        </w:rPr>
+      </w:pPr>
+      <w:r>
+        <w:rPr>
+          <w:lang w:val="en-US"/>
+        </w:rPr>
+        <w:t>            default:</w:t>
+      </w:r>
+    </w:p>
+    <w:p>
+      <w:pPr>
+        <w:rPr>
+          <w:lang w:val="en-US"/>
+        </w:rPr>
+      </w:pPr>
+      <w:r>
+        <w:rPr>
+          <w:lang w:val="en-US"/>
+        </w:rPr>
+        <w:t xml:space="preserve">                </w:t>
+      </w:r>
+      <w:proofErr w:type="spellStart"/>
+      <w:r>
+        <w:rPr>
+          <w:lang w:val="en-US"/>
+        </w:rPr>
+        <w:t>cout</w:t>
+      </w:r>
+      <w:proofErr w:type="spellEnd"/>
+      <w:r>
+        <w:rPr>
+          <w:lang w:val="en-US"/>
+        </w:rPr>
+        <w:t>&lt;&lt;"</w:t>
+      </w:r>
+      <w:proofErr w:type="spellStart"/>
+      <w:r>
+        <w:rPr>
+          <w:lang w:val="en-US"/>
+        </w:rPr>
+        <w:t>Opcion</w:t>
+      </w:r>
+      <w:proofErr w:type="spellEnd"/>
+      <w:r>
+        <w:rPr>
+          <w:lang w:val="en-US"/>
+        </w:rPr>
+        <w:t xml:space="preserve"> </w:t>
+      </w:r>
+      <w:proofErr w:type="spellStart"/>
+      <w:r>
+        <w:rPr>
+          <w:lang w:val="en-US"/>
+        </w:rPr>
+        <w:t>invalida</w:t>
+      </w:r>
+      <w:proofErr w:type="spellEnd"/>
+      <w:r>
+        <w:rPr>
+          <w:lang w:val="en-US"/>
+        </w:rPr>
+        <w:t>."&lt;&lt;</w:t>
+      </w:r>
+      <w:proofErr w:type="spellStart"/>
+      <w:r>
+        <w:rPr>
+          <w:lang w:val="en-US"/>
+        </w:rPr>
+        <w:t>endl</w:t>
+      </w:r>
+      <w:proofErr w:type="spellEnd"/>
+      <w:r>
+        <w:rPr>
+          <w:lang w:val="en-US"/>
+        </w:rPr>
+        <w:t>;</w:t>
+      </w:r>
+    </w:p>
+    <w:p>
+      <w:r>
+        <w:rPr>
+          <w:lang w:val="en-US"/>
+        </w:rPr>
+        <w:t xml:space="preserve">        </w:t>
+      </w:r>
+      <w:r>
+        <w:t>}</w:t>
+      </w:r>
+    </w:p>
+    <w:p/>
+    <w:p>
+      <w:r>
+        <w:t xml:space="preserve">    } </w:t>
+      </w:r>
+      <w:proofErr w:type="spellStart"/>
+      <w:proofErr w:type="gramStart"/>
+      <w:r>
+        <w:t>while</w:t>
+      </w:r>
+      <w:proofErr w:type="spellEnd"/>
+      <w:r>
+        <w:t>(</w:t>
+      </w:r>
+      <w:proofErr w:type="spellStart"/>
+      <w:r>
+        <w:t>opcion</w:t>
+      </w:r>
+      <w:proofErr w:type="spellEnd"/>
+      <w:r>
+        <w:t xml:space="preserve"> !</w:t>
+      </w:r>
+      <w:proofErr w:type="gramEnd"/>
+      <w:r>
+        <w:t>= 5);</w:t>
+      </w:r>
+    </w:p>
+    <w:p/>
+    <w:p>
+      <w:r>
+        <w:t xml:space="preserve">    </w:t>
+      </w:r>
+      <w:proofErr w:type="spellStart"/>
+      <w:r>
+        <w:t>return</w:t>
+      </w:r>
+      <w:proofErr w:type="spellEnd"/>
+      <w:r>
+        <w:t xml:space="preserve"> 0;</w:t>
+      </w:r>
+    </w:p>
+    <w:p>
+      <w:r>
+        <w:t>}</w:t>
+      </w:r>
+    </w:p>
+    <w:p>
+      <w:r>
+        <w:drawing>
+          <wp:inline distT="0" distB="0" distL="0" distR="0" wp14:anchorId="204DB19B" wp14:editId="426C3144">
+            <wp:extent cx="5400040" cy="4540250"/>
+            <wp:effectExtent l="0" t="0" r="0" b="0"/>
+            <wp:docPr id="1321799204" name="Imagen 1"/>
+            <wp:cNvGraphicFramePr>
+              <a:graphicFrameLocks xmlns:a="http://schemas.openxmlformats.org/drawingml/2006/main" noChangeAspect="1"/>
+            </wp:cNvGraphicFramePr>
+            <a:graphic xmlns:a="http://schemas.openxmlformats.org/drawingml/2006/main">
+              <a:graphicData uri="http://schemas.openxmlformats.org/drawingml/2006/picture">
+                <pic:pic xmlns:pic="http://schemas.openxmlformats.org/drawingml/2006/picture">
+                  <pic:nvPicPr>
+                    <pic:cNvPr id="1321799204" name=""/>
+                    <pic:cNvPicPr/>
+                  </pic:nvPicPr>
+                  <pic:blipFill>
+                    <a:blip r:embed="rId8"/>
+                    <a:stretch>
+                      <a:fillRect/>
+                    </a:stretch>
+                  </pic:blipFill>
+                  <pic:spPr>
+                    <a:xfrm>
+                      <a:off x="0" y="0"/>
+                      <a:ext cx="5400040" cy="4540250"/>
+                    </a:xfrm>
+                    <a:prstGeom prst="rect">
+                      <a:avLst/>
+                    </a:prstGeom>
+                  </pic:spPr>
+                </pic:pic>
+              </a:graphicData>
+            </a:graphic>
+          </wp:inline>
+        </w:drawing>
+      </w:r>
+    </w:p>
+    <w:p>
+      <w:pPr>
+        <w:rPr>
+          <w:b/>
+          <w:bCs/>
+        </w:rPr>
+      </w:pPr>
+      <w:r>
+        <w:rPr>
+          <w:b/>
+          <w:bCs/>
+        </w:rPr>
+        <w:lastRenderedPageBreak/>
+        <w:drawing>
+          <wp:inline distT="0" distB="0" distL="0" distR="0" wp14:anchorId="42691737" wp14:editId="6B1F2139">
+            <wp:extent cx="5400040" cy="5743575"/>
+            <wp:effectExtent l="0" t="0" r="0" b="9525"/>
+            <wp:docPr id="2044055016" name="Imagen 1"/>
+            <wp:cNvGraphicFramePr>
+              <a:graphicFrameLocks xmlns:a="http://schemas.openxmlformats.org/drawingml/2006/main" noChangeAspect="1"/>
+            </wp:cNvGraphicFramePr>
+            <a:graphic xmlns:a="http://schemas.openxmlformats.org/drawingml/2006/main">
+              <a:graphicData uri="http://schemas.openxmlformats.org/drawingml/2006/picture">
+                <pic:pic xmlns:pic="http://schemas.openxmlformats.org/drawingml/2006/picture">
+                  <pic:nvPicPr>
+                    <pic:cNvPr id="2044055016" name=""/>
+                    <pic:cNvPicPr/>
+                  </pic:nvPicPr>
+                  <pic:blipFill>
+                    <a:blip r:embed="rId9"/>
+                    <a:stretch>
+                      <a:fillRect/>
+                    </a:stretch>
+                  </pic:blipFill>
+                  <pic:spPr>
+                    <a:xfrm>
+                      <a:off x="0" y="0"/>
+                      <a:ext cx="5400040" cy="5743575"/>
+                    </a:xfrm>
+                    <a:prstGeom prst="rect">
+                      <a:avLst/>
+                    </a:prstGeom>
+                  </pic:spPr>
+                </pic:pic>
+              </a:graphicData>
+            </a:graphic>
+          </wp:inline>
+        </w:drawing>
+      </w:r>
+    </w:p>
+    <w:p>
+      <w:pPr>
+        <w:rPr>
+          <w:b/>
+          <w:bCs/>
+        </w:rPr>
+      </w:pPr>
+    </w:p>
     <w:sectPr>
       <w:pgSz w:w="11906" w:h="16838"/>
       <w:pgMar w:top="1417" w:right="1701" w:bottom="1417" w:left="1701" w:header="708" w:footer="708" w:gutter="0"/>
@@ -953,6 +6067,131 @@
     </w:sectPr>
   </w:body>
 </w:document>
+</file>
+
+<file path=word/numbering.xml><?xml version="1.0" encoding="utf-8"?>
+<w:numbering xmlns:wpc="http://schemas.microsoft.com/office/word/2010/wordprocessingCanvas" xmlns:cx="http://schemas.microsoft.com/office/drawing/2014/chartex" xmlns:cx1="http://schemas.microsoft.com/office/drawing/2015/9/8/chartex" xmlns:cx2="http://schemas.microsoft.com/office/drawing/2015/10/21/chartex" xmlns:cx3="http://schemas.microsoft.com/office/drawing/2016/5/9/chartex" xmlns:cx4="http://schemas.microsoft.com/office/drawing/2016/5/10/chartex" xmlns:cx5="http://schemas.microsoft.com/office/drawing/2016/5/11/chartex" xmlns:cx6="http://schemas.microsoft.com/office/drawing/2016/5/12/chartex" xmlns:cx7="http://schemas.microsoft.com/office/drawing/2016/5/13/chartex" xmlns:cx8="http://schemas.microsoft.com/office/drawing/2016/5/14/chartex" xmlns:mc="http://schemas.openxmlformats.org/markup-compatibility/2006" xmlns:aink="http://schemas.microsoft.com/office/drawing/2016/ink" xmlns:am3d="http://schemas.microsoft.com/office/drawing/2017/model3d" xmlns:o="urn:schemas-microsoft-com:office:office" xmlns:oel="http://schemas.microsoft.com/office/2019/extlst" xmlns:r="http://schemas.openxmlformats.org/officeDocument/2006/relationships" xmlns:m="http://schemas.openxmlformats.org/officeDocument/2006/math" xmlns:v="urn:schemas-microsoft-com:vml" xmlns:wp14="http://schemas.microsoft.com/office/word/2010/wordprocessingDrawing" xmlns:wp="http://schemas.openxmlformats.org/drawingml/2006/wordprocessingDrawing" xmlns:w10="urn:schemas-microsoft-com:office:word" xmlns:w="http://schemas.openxmlformats.org/wordprocessingml/2006/main" xmlns:w14="http://schemas.microsoft.com/office/word/2010/wordml" xmlns:w15="http://schemas.microsoft.com/office/word/2012/wordml" xmlns:w16cex="http://schemas.microsoft.com/office/word/2018/wordml/cex" xmlns:w16cid="http://schemas.microsoft.com/office/word/2016/wordml/cid" xmlns:w16="http://schemas.microsoft.com/office/word/2018/wordml" xmlns:w16du="http://schemas.microsoft.com/office/word/2023/wordml/word16du" xmlns:w16sdtdh="http://schemas.microsoft.com/office/word/2020/wordml/sdtdatahash" xmlns:w16sdtfl="http://schemas.microsoft.com/office/word/2024/wordml/sdtformatlock" xmlns:w16se="http://schemas.microsoft.com/office/word/2015/wordml/symex" xmlns:wpg="http://schemas.microsoft.com/office/word/2010/wordprocessingGroup" xmlns:wpi="http://schemas.microsoft.com/office/word/2010/wordprocessingInk" xmlns:wne="http://schemas.microsoft.com/office/word/2006/wordml" xmlns:wps="http://schemas.microsoft.com/office/word/2010/wordprocessingShape" mc:Ignorable="w14 w15 w16se w16cid w16 w16cex w16sdtdh w16sdtfl w16du wp14">
+  <w:abstractNum w:abstractNumId="0" w15:restartNumberingAfterBreak="0">
+    <w:nsid w:val="559467DB"/>
+    <w:multiLevelType w:val="multilevel"/>
+    <w:tmpl w:val="0220E154"/>
+    <w:lvl w:ilvl="0">
+      <w:start w:val="1"/>
+      <w:numFmt w:val="decimal"/>
+      <w:lvlText w:val="%1."/>
+      <w:lvlJc w:val="left"/>
+      <w:pPr>
+        <w:tabs>
+          <w:tab w:val="num" w:pos="720"/>
+        </w:tabs>
+        <w:ind w:left="720" w:hanging="360"/>
+      </w:pPr>
+    </w:lvl>
+    <w:lvl w:ilvl="1">
+      <w:start w:val="1"/>
+      <w:numFmt w:val="bullet"/>
+      <w:lvlText w:val="o"/>
+      <w:lvlJc w:val="left"/>
+      <w:pPr>
+        <w:tabs>
+          <w:tab w:val="num" w:pos="1440"/>
+        </w:tabs>
+        <w:ind w:left="1440" w:hanging="360"/>
+      </w:pPr>
+      <w:rPr>
+        <w:rFonts w:ascii="Courier New" w:hAnsi="Courier New" w:hint="default"/>
+        <w:sz w:val="20"/>
+      </w:rPr>
+    </w:lvl>
+    <w:lvl w:ilvl="2" w:tentative="1">
+      <w:start w:val="1"/>
+      <w:numFmt w:val="decimal"/>
+      <w:lvlText w:val="%3."/>
+      <w:lvlJc w:val="left"/>
+      <w:pPr>
+        <w:tabs>
+          <w:tab w:val="num" w:pos="2160"/>
+        </w:tabs>
+        <w:ind w:left="2160" w:hanging="360"/>
+      </w:pPr>
+    </w:lvl>
+    <w:lvl w:ilvl="3" w:tentative="1">
+      <w:start w:val="1"/>
+      <w:numFmt w:val="decimal"/>
+      <w:lvlText w:val="%4."/>
+      <w:lvlJc w:val="left"/>
+      <w:pPr>
+        <w:tabs>
+          <w:tab w:val="num" w:pos="2880"/>
+        </w:tabs>
+        <w:ind w:left="2880" w:hanging="360"/>
+      </w:pPr>
+    </w:lvl>
+    <w:lvl w:ilvl="4" w:tentative="1">
+      <w:start w:val="1"/>
+      <w:numFmt w:val="decimal"/>
+      <w:lvlText w:val="%5."/>
+      <w:lvlJc w:val="left"/>
+      <w:pPr>
+        <w:tabs>
+          <w:tab w:val="num" w:pos="3600"/>
+        </w:tabs>
+        <w:ind w:left="3600" w:hanging="360"/>
+      </w:pPr>
+    </w:lvl>
+    <w:lvl w:ilvl="5" w:tentative="1">
+      <w:start w:val="1"/>
+      <w:numFmt w:val="decimal"/>
+      <w:lvlText w:val="%6."/>
+      <w:lvlJc w:val="left"/>
+      <w:pPr>
+        <w:tabs>
+          <w:tab w:val="num" w:pos="4320"/>
+        </w:tabs>
+        <w:ind w:left="4320" w:hanging="360"/>
+      </w:pPr>
+    </w:lvl>
+    <w:lvl w:ilvl="6" w:tentative="1">
+      <w:start w:val="1"/>
+      <w:numFmt w:val="decimal"/>
+      <w:lvlText w:val="%7."/>
+      <w:lvlJc w:val="left"/>
+      <w:pPr>
+        <w:tabs>
+          <w:tab w:val="num" w:pos="5040"/>
+        </w:tabs>
+        <w:ind w:left="5040" w:hanging="360"/>
+      </w:pPr>
+    </w:lvl>
+    <w:lvl w:ilvl="7" w:tentative="1">
+      <w:start w:val="1"/>
+      <w:numFmt w:val="decimal"/>
+      <w:lvlText w:val="%8."/>
+      <w:lvlJc w:val="left"/>
+      <w:pPr>
+        <w:tabs>
+          <w:tab w:val="num" w:pos="5760"/>
+        </w:tabs>
+        <w:ind w:left="5760" w:hanging="360"/>
+      </w:pPr>
+    </w:lvl>
+    <w:lvl w:ilvl="8" w:tentative="1">
+      <w:start w:val="1"/>
+      <w:numFmt w:val="decimal"/>
+      <w:lvlText w:val="%9."/>
+      <w:lvlJc w:val="left"/>
+      <w:pPr>
+        <w:tabs>
+          <w:tab w:val="num" w:pos="6480"/>
+        </w:tabs>
+        <w:ind w:left="6480" w:hanging="360"/>
+      </w:pPr>
+    </w:lvl>
+  </w:abstractNum>
+  <w:num w:numId="1" w16cid:durableId="1881356215">
+    <w:abstractNumId w:val="0"/>
+  </w:num>
+</w:numbering>
 </file>
 
 <file path=word/styles.xml><?xml version="1.0" encoding="utf-8"?>
@@ -1871,6 +7110,19 @@
       <w:spacing w:val="5"/>
     </w:rPr>
   </w:style>
+  <w:style w:type="paragraph" w:styleId="NormalWeb">
+    <w:name w:val="Normal (Web)"/>
+    <w:basedOn w:val="Normal"/>
+    <w:uiPriority w:val="99"/>
+    <w:semiHidden/>
+    <w:unhideWhenUsed/>
+    <w:rsid w:val="00897E0E"/>
+    <w:rPr>
+      <w:rFonts w:ascii="Times New Roman" w:hAnsi="Times New Roman" w:cs="Times New Roman"/>
+      <w:sz w:val="24"/>
+      <w:szCs w:val="24"/>
+    </w:rPr>
+  </w:style>
 </w:styles>
 </file>
 
